--- a/高程/实验报告/第六章/Chapter6.docx
+++ b/高程/实验报告/第六章/Chapter6.docx
@@ -95,23 +95,25 @@
       <w:pPr>
         <w:widowControl w:val="0"/>
         <w:numPr>
-          <w:numId w:val="0"/>
-        </w:numPr>
-        <w:jc w:val="both"/>
-        <w:rPr>
-          <w:rFonts w:hint="default"/>
-          <w:b w:val="0"/>
-          <w:bCs w:val="0"/>
-          <w:sz w:val="21"/>
-          <w:szCs w:val="21"/>
-          <w:lang w:val="en-US" w:eastAsia="zh-CN"/>
-        </w:rPr>
-      </w:pPr>
-    </w:p>
-    <w:p>
-      <w:pPr>
-        <w:widowControl w:val="0"/>
-        <w:numPr>
+          <w:ilvl w:val="0"/>
+          <w:numId w:val="0"/>
+        </w:numPr>
+        <w:jc w:val="both"/>
+        <w:rPr>
+          <w:rFonts w:hint="default"/>
+          <w:b w:val="0"/>
+          <w:bCs w:val="0"/>
+          <w:sz w:val="21"/>
+          <w:szCs w:val="21"/>
+          <w:lang w:val="en-US" w:eastAsia="zh-CN"/>
+        </w:rPr>
+      </w:pPr>
+    </w:p>
+    <w:p>
+      <w:pPr>
+        <w:widowControl w:val="0"/>
+        <w:numPr>
+          <w:ilvl w:val="0"/>
           <w:numId w:val="0"/>
         </w:numPr>
         <w:jc w:val="both"/>
@@ -176,23 +178,25 @@
       <w:pPr>
         <w:widowControl w:val="0"/>
         <w:numPr>
-          <w:numId w:val="0"/>
-        </w:numPr>
-        <w:jc w:val="both"/>
-        <w:rPr>
-          <w:rFonts w:hint="default"/>
-          <w:b w:val="0"/>
-          <w:bCs w:val="0"/>
-          <w:sz w:val="21"/>
-          <w:szCs w:val="21"/>
-          <w:lang w:val="en-US" w:eastAsia="zh-CN"/>
-        </w:rPr>
-      </w:pPr>
-    </w:p>
-    <w:p>
-      <w:pPr>
-        <w:widowControl w:val="0"/>
-        <w:numPr>
+          <w:ilvl w:val="0"/>
+          <w:numId w:val="0"/>
+        </w:numPr>
+        <w:jc w:val="both"/>
+        <w:rPr>
+          <w:rFonts w:hint="default"/>
+          <w:b w:val="0"/>
+          <w:bCs w:val="0"/>
+          <w:sz w:val="21"/>
+          <w:szCs w:val="21"/>
+          <w:lang w:val="en-US" w:eastAsia="zh-CN"/>
+        </w:rPr>
+      </w:pPr>
+    </w:p>
+    <w:p>
+      <w:pPr>
+        <w:widowControl w:val="0"/>
+        <w:numPr>
+          <w:ilvl w:val="0"/>
           <w:numId w:val="0"/>
         </w:numPr>
         <w:jc w:val="both"/>
@@ -265,40 +269,43 @@
       <w:pPr>
         <w:widowControl w:val="0"/>
         <w:numPr>
-          <w:numId w:val="0"/>
-        </w:numPr>
-        <w:jc w:val="both"/>
-        <w:rPr>
-          <w:rFonts w:hint="default"/>
-          <w:b w:val="0"/>
-          <w:bCs w:val="0"/>
-          <w:sz w:val="21"/>
-          <w:szCs w:val="21"/>
-          <w:lang w:val="en-US" w:eastAsia="zh-CN"/>
-        </w:rPr>
-      </w:pPr>
-    </w:p>
-    <w:p>
-      <w:pPr>
-        <w:widowControl w:val="0"/>
-        <w:numPr>
-          <w:numId w:val="0"/>
-        </w:numPr>
-        <w:jc w:val="both"/>
-        <w:rPr>
-          <w:rFonts w:hint="default"/>
-          <w:b w:val="0"/>
-          <w:bCs w:val="0"/>
-          <w:sz w:val="21"/>
-          <w:szCs w:val="21"/>
-          <w:lang w:val="en-US" w:eastAsia="zh-CN"/>
-        </w:rPr>
-      </w:pPr>
-    </w:p>
-    <w:p>
-      <w:pPr>
-        <w:widowControl w:val="0"/>
-        <w:numPr>
+          <w:ilvl w:val="0"/>
+          <w:numId w:val="0"/>
+        </w:numPr>
+        <w:jc w:val="both"/>
+        <w:rPr>
+          <w:rFonts w:hint="default"/>
+          <w:b w:val="0"/>
+          <w:bCs w:val="0"/>
+          <w:sz w:val="21"/>
+          <w:szCs w:val="21"/>
+          <w:lang w:val="en-US" w:eastAsia="zh-CN"/>
+        </w:rPr>
+      </w:pPr>
+    </w:p>
+    <w:p>
+      <w:pPr>
+        <w:widowControl w:val="0"/>
+        <w:numPr>
+          <w:ilvl w:val="0"/>
+          <w:numId w:val="0"/>
+        </w:numPr>
+        <w:jc w:val="both"/>
+        <w:rPr>
+          <w:rFonts w:hint="default"/>
+          <w:b w:val="0"/>
+          <w:bCs w:val="0"/>
+          <w:sz w:val="21"/>
+          <w:szCs w:val="21"/>
+          <w:lang w:val="en-US" w:eastAsia="zh-CN"/>
+        </w:rPr>
+      </w:pPr>
+    </w:p>
+    <w:p>
+      <w:pPr>
+        <w:widowControl w:val="0"/>
+        <w:numPr>
+          <w:ilvl w:val="0"/>
           <w:numId w:val="0"/>
         </w:numPr>
         <w:jc w:val="both"/>
@@ -327,40 +334,43 @@
       <w:pPr>
         <w:widowControl w:val="0"/>
         <w:numPr>
-          <w:numId w:val="0"/>
-        </w:numPr>
-        <w:jc w:val="both"/>
-        <w:rPr>
-          <w:rFonts w:hint="default"/>
-          <w:b w:val="0"/>
-          <w:bCs w:val="0"/>
-          <w:sz w:val="21"/>
-          <w:szCs w:val="21"/>
-          <w:lang w:val="en-US" w:eastAsia="zh-CN"/>
-        </w:rPr>
-      </w:pPr>
-    </w:p>
-    <w:p>
-      <w:pPr>
-        <w:widowControl w:val="0"/>
-        <w:numPr>
-          <w:numId w:val="0"/>
-        </w:numPr>
-        <w:jc w:val="both"/>
-        <w:rPr>
-          <w:rFonts w:hint="default"/>
-          <w:b w:val="0"/>
-          <w:bCs w:val="0"/>
-          <w:sz w:val="21"/>
-          <w:szCs w:val="21"/>
-          <w:lang w:val="en-US" w:eastAsia="zh-CN"/>
-        </w:rPr>
-      </w:pPr>
-    </w:p>
-    <w:p>
-      <w:pPr>
-        <w:widowControl w:val="0"/>
-        <w:numPr>
+          <w:ilvl w:val="0"/>
+          <w:numId w:val="0"/>
+        </w:numPr>
+        <w:jc w:val="both"/>
+        <w:rPr>
+          <w:rFonts w:hint="default"/>
+          <w:b w:val="0"/>
+          <w:bCs w:val="0"/>
+          <w:sz w:val="21"/>
+          <w:szCs w:val="21"/>
+          <w:lang w:val="en-US" w:eastAsia="zh-CN"/>
+        </w:rPr>
+      </w:pPr>
+    </w:p>
+    <w:p>
+      <w:pPr>
+        <w:widowControl w:val="0"/>
+        <w:numPr>
+          <w:ilvl w:val="0"/>
+          <w:numId w:val="0"/>
+        </w:numPr>
+        <w:jc w:val="both"/>
+        <w:rPr>
+          <w:rFonts w:hint="default"/>
+          <w:b w:val="0"/>
+          <w:bCs w:val="0"/>
+          <w:sz w:val="21"/>
+          <w:szCs w:val="21"/>
+          <w:lang w:val="en-US" w:eastAsia="zh-CN"/>
+        </w:rPr>
+      </w:pPr>
+    </w:p>
+    <w:p>
+      <w:pPr>
+        <w:widowControl w:val="0"/>
+        <w:numPr>
+          <w:ilvl w:val="0"/>
           <w:numId w:val="0"/>
         </w:numPr>
         <w:jc w:val="both"/>
@@ -389,23 +399,25 @@
       <w:pPr>
         <w:widowControl w:val="0"/>
         <w:numPr>
-          <w:numId w:val="0"/>
-        </w:numPr>
-        <w:jc w:val="both"/>
-        <w:rPr>
-          <w:rFonts w:hint="default"/>
-          <w:b w:val="0"/>
-          <w:bCs w:val="0"/>
-          <w:sz w:val="21"/>
-          <w:szCs w:val="21"/>
-          <w:lang w:val="en-US" w:eastAsia="zh-CN"/>
-        </w:rPr>
-      </w:pPr>
-    </w:p>
-    <w:p>
-      <w:pPr>
-        <w:widowControl w:val="0"/>
-        <w:numPr>
+          <w:ilvl w:val="0"/>
+          <w:numId w:val="0"/>
+        </w:numPr>
+        <w:jc w:val="both"/>
+        <w:rPr>
+          <w:rFonts w:hint="default"/>
+          <w:b w:val="0"/>
+          <w:bCs w:val="0"/>
+          <w:sz w:val="21"/>
+          <w:szCs w:val="21"/>
+          <w:lang w:val="en-US" w:eastAsia="zh-CN"/>
+        </w:rPr>
+      </w:pPr>
+    </w:p>
+    <w:p>
+      <w:pPr>
+        <w:widowControl w:val="0"/>
+        <w:numPr>
+          <w:ilvl w:val="0"/>
           <w:numId w:val="0"/>
         </w:numPr>
         <w:jc w:val="both"/>
@@ -434,23 +446,25 @@
       <w:pPr>
         <w:widowControl w:val="0"/>
         <w:numPr>
-          <w:numId w:val="0"/>
-        </w:numPr>
-        <w:jc w:val="both"/>
-        <w:rPr>
-          <w:rFonts w:hint="default"/>
-          <w:b w:val="0"/>
-          <w:bCs w:val="0"/>
-          <w:sz w:val="21"/>
-          <w:szCs w:val="21"/>
-          <w:lang w:val="en-US" w:eastAsia="zh-CN"/>
-        </w:rPr>
-      </w:pPr>
-    </w:p>
-    <w:p>
-      <w:pPr>
-        <w:widowControl w:val="0"/>
-        <w:numPr>
+          <w:ilvl w:val="0"/>
+          <w:numId w:val="0"/>
+        </w:numPr>
+        <w:jc w:val="both"/>
+        <w:rPr>
+          <w:rFonts w:hint="default"/>
+          <w:b w:val="0"/>
+          <w:bCs w:val="0"/>
+          <w:sz w:val="21"/>
+          <w:szCs w:val="21"/>
+          <w:lang w:val="en-US" w:eastAsia="zh-CN"/>
+        </w:rPr>
+      </w:pPr>
+    </w:p>
+    <w:p>
+      <w:pPr>
+        <w:widowControl w:val="0"/>
+        <w:numPr>
+          <w:ilvl w:val="0"/>
           <w:numId w:val="0"/>
         </w:numPr>
         <w:jc w:val="both"/>
@@ -479,23 +493,25 @@
       <w:pPr>
         <w:widowControl w:val="0"/>
         <w:numPr>
-          <w:numId w:val="0"/>
-        </w:numPr>
-        <w:jc w:val="both"/>
-        <w:rPr>
-          <w:rFonts w:hint="default"/>
-          <w:b w:val="0"/>
-          <w:bCs w:val="0"/>
-          <w:sz w:val="21"/>
-          <w:szCs w:val="21"/>
-          <w:lang w:val="en-US" w:eastAsia="zh-CN"/>
-        </w:rPr>
-      </w:pPr>
-    </w:p>
-    <w:p>
-      <w:pPr>
-        <w:widowControl w:val="0"/>
-        <w:numPr>
+          <w:ilvl w:val="0"/>
+          <w:numId w:val="0"/>
+        </w:numPr>
+        <w:jc w:val="both"/>
+        <w:rPr>
+          <w:rFonts w:hint="default"/>
+          <w:b w:val="0"/>
+          <w:bCs w:val="0"/>
+          <w:sz w:val="21"/>
+          <w:szCs w:val="21"/>
+          <w:lang w:val="en-US" w:eastAsia="zh-CN"/>
+        </w:rPr>
+      </w:pPr>
+    </w:p>
+    <w:p>
+      <w:pPr>
+        <w:widowControl w:val="0"/>
+        <w:numPr>
+          <w:ilvl w:val="0"/>
           <w:numId w:val="0"/>
         </w:numPr>
         <w:jc w:val="both"/>
@@ -524,23 +540,25 @@
       <w:pPr>
         <w:widowControl w:val="0"/>
         <w:numPr>
-          <w:numId w:val="0"/>
-        </w:numPr>
-        <w:jc w:val="both"/>
-        <w:rPr>
-          <w:rFonts w:hint="default"/>
-          <w:b w:val="0"/>
-          <w:bCs w:val="0"/>
-          <w:sz w:val="21"/>
-          <w:szCs w:val="21"/>
-          <w:lang w:val="en-US" w:eastAsia="zh-CN"/>
-        </w:rPr>
-      </w:pPr>
-    </w:p>
-    <w:p>
-      <w:pPr>
-        <w:widowControl w:val="0"/>
-        <w:numPr>
+          <w:ilvl w:val="0"/>
+          <w:numId w:val="0"/>
+        </w:numPr>
+        <w:jc w:val="both"/>
+        <w:rPr>
+          <w:rFonts w:hint="default"/>
+          <w:b w:val="0"/>
+          <w:bCs w:val="0"/>
+          <w:sz w:val="21"/>
+          <w:szCs w:val="21"/>
+          <w:lang w:val="en-US" w:eastAsia="zh-CN"/>
+        </w:rPr>
+      </w:pPr>
+    </w:p>
+    <w:p>
+      <w:pPr>
+        <w:widowControl w:val="0"/>
+        <w:numPr>
+          <w:ilvl w:val="0"/>
           <w:numId w:val="0"/>
         </w:numPr>
         <w:jc w:val="both"/>
@@ -580,23 +598,25 @@
       <w:pPr>
         <w:widowControl w:val="0"/>
         <w:numPr>
-          <w:numId w:val="0"/>
-        </w:numPr>
-        <w:jc w:val="both"/>
-        <w:rPr>
-          <w:rFonts w:hint="default"/>
-          <w:b w:val="0"/>
-          <w:bCs w:val="0"/>
-          <w:sz w:val="21"/>
-          <w:szCs w:val="21"/>
-          <w:lang w:val="en-US" w:eastAsia="zh-CN"/>
-        </w:rPr>
-      </w:pPr>
-    </w:p>
-    <w:p>
-      <w:pPr>
-        <w:widowControl w:val="0"/>
-        <w:numPr>
+          <w:ilvl w:val="0"/>
+          <w:numId w:val="0"/>
+        </w:numPr>
+        <w:jc w:val="both"/>
+        <w:rPr>
+          <w:rFonts w:hint="default"/>
+          <w:b w:val="0"/>
+          <w:bCs w:val="0"/>
+          <w:sz w:val="21"/>
+          <w:szCs w:val="21"/>
+          <w:lang w:val="en-US" w:eastAsia="zh-CN"/>
+        </w:rPr>
+      </w:pPr>
+    </w:p>
+    <w:p>
+      <w:pPr>
+        <w:widowControl w:val="0"/>
+        <w:numPr>
+          <w:ilvl w:val="0"/>
           <w:numId w:val="0"/>
         </w:numPr>
         <w:jc w:val="both"/>
@@ -625,23 +645,25 @@
       <w:pPr>
         <w:widowControl w:val="0"/>
         <w:numPr>
-          <w:numId w:val="0"/>
-        </w:numPr>
-        <w:jc w:val="both"/>
-        <w:rPr>
-          <w:rFonts w:hint="default"/>
-          <w:b w:val="0"/>
-          <w:bCs w:val="0"/>
-          <w:sz w:val="21"/>
-          <w:szCs w:val="21"/>
-          <w:lang w:val="en-US" w:eastAsia="zh-CN"/>
-        </w:rPr>
-      </w:pPr>
-    </w:p>
-    <w:p>
-      <w:pPr>
-        <w:widowControl w:val="0"/>
-        <w:numPr>
+          <w:ilvl w:val="0"/>
+          <w:numId w:val="0"/>
+        </w:numPr>
+        <w:jc w:val="both"/>
+        <w:rPr>
+          <w:rFonts w:hint="default"/>
+          <w:b w:val="0"/>
+          <w:bCs w:val="0"/>
+          <w:sz w:val="21"/>
+          <w:szCs w:val="21"/>
+          <w:lang w:val="en-US" w:eastAsia="zh-CN"/>
+        </w:rPr>
+      </w:pPr>
+    </w:p>
+    <w:p>
+      <w:pPr>
+        <w:widowControl w:val="0"/>
+        <w:numPr>
+          <w:ilvl w:val="0"/>
           <w:numId w:val="0"/>
         </w:numPr>
         <w:jc w:val="both"/>
@@ -689,23 +711,25 @@
       <w:pPr>
         <w:widowControl w:val="0"/>
         <w:numPr>
-          <w:numId w:val="0"/>
-        </w:numPr>
-        <w:jc w:val="both"/>
-        <w:rPr>
-          <w:rFonts w:hint="default"/>
-          <w:b w:val="0"/>
-          <w:bCs w:val="0"/>
-          <w:sz w:val="21"/>
-          <w:szCs w:val="21"/>
-          <w:lang w:val="en-US" w:eastAsia="zh-CN"/>
-        </w:rPr>
-      </w:pPr>
-    </w:p>
-    <w:p>
-      <w:pPr>
-        <w:widowControl w:val="0"/>
-        <w:numPr>
+          <w:ilvl w:val="0"/>
+          <w:numId w:val="0"/>
+        </w:numPr>
+        <w:jc w:val="both"/>
+        <w:rPr>
+          <w:rFonts w:hint="default"/>
+          <w:b w:val="0"/>
+          <w:bCs w:val="0"/>
+          <w:sz w:val="21"/>
+          <w:szCs w:val="21"/>
+          <w:lang w:val="en-US" w:eastAsia="zh-CN"/>
+        </w:rPr>
+      </w:pPr>
+    </w:p>
+    <w:p>
+      <w:pPr>
+        <w:widowControl w:val="0"/>
+        <w:numPr>
+          <w:ilvl w:val="0"/>
           <w:numId w:val="0"/>
         </w:numPr>
         <w:jc w:val="both"/>
@@ -817,23 +841,25 @@
       <w:pPr>
         <w:widowControl w:val="0"/>
         <w:numPr>
-          <w:numId w:val="0"/>
-        </w:numPr>
-        <w:jc w:val="both"/>
-        <w:rPr>
-          <w:rFonts w:hint="default"/>
-          <w:b w:val="0"/>
-          <w:bCs w:val="0"/>
-          <w:sz w:val="21"/>
-          <w:szCs w:val="21"/>
-          <w:lang w:val="en-US" w:eastAsia="zh-CN"/>
-        </w:rPr>
-      </w:pPr>
-    </w:p>
-    <w:p>
-      <w:pPr>
-        <w:widowControl w:val="0"/>
-        <w:numPr>
+          <w:ilvl w:val="0"/>
+          <w:numId w:val="0"/>
+        </w:numPr>
+        <w:jc w:val="both"/>
+        <w:rPr>
+          <w:rFonts w:hint="default"/>
+          <w:b w:val="0"/>
+          <w:bCs w:val="0"/>
+          <w:sz w:val="21"/>
+          <w:szCs w:val="21"/>
+          <w:lang w:val="en-US" w:eastAsia="zh-CN"/>
+        </w:rPr>
+      </w:pPr>
+    </w:p>
+    <w:p>
+      <w:pPr>
+        <w:widowControl w:val="0"/>
+        <w:numPr>
+          <w:ilvl w:val="0"/>
           <w:numId w:val="0"/>
         </w:numPr>
         <w:jc w:val="both"/>
@@ -931,40 +957,43 @@
       <w:pPr>
         <w:widowControl w:val="0"/>
         <w:numPr>
-          <w:numId w:val="0"/>
-        </w:numPr>
-        <w:jc w:val="both"/>
-        <w:rPr>
-          <w:rFonts w:hint="eastAsia"/>
-          <w:b w:val="0"/>
-          <w:bCs w:val="0"/>
-          <w:sz w:val="21"/>
-          <w:szCs w:val="21"/>
-          <w:lang w:val="en-US" w:eastAsia="zh-CN"/>
-        </w:rPr>
-      </w:pPr>
-    </w:p>
-    <w:p>
-      <w:pPr>
-        <w:widowControl w:val="0"/>
-        <w:numPr>
-          <w:numId w:val="0"/>
-        </w:numPr>
-        <w:jc w:val="both"/>
-        <w:rPr>
-          <w:rFonts w:hint="eastAsia"/>
-          <w:b w:val="0"/>
-          <w:bCs w:val="0"/>
-          <w:sz w:val="21"/>
-          <w:szCs w:val="21"/>
-          <w:lang w:val="en-US" w:eastAsia="zh-CN"/>
-        </w:rPr>
-      </w:pPr>
-    </w:p>
-    <w:p>
-      <w:pPr>
-        <w:widowControl w:val="0"/>
-        <w:numPr>
+          <w:ilvl w:val="0"/>
+          <w:numId w:val="0"/>
+        </w:numPr>
+        <w:jc w:val="both"/>
+        <w:rPr>
+          <w:rFonts w:hint="eastAsia"/>
+          <w:b w:val="0"/>
+          <w:bCs w:val="0"/>
+          <w:sz w:val="21"/>
+          <w:szCs w:val="21"/>
+          <w:lang w:val="en-US" w:eastAsia="zh-CN"/>
+        </w:rPr>
+      </w:pPr>
+    </w:p>
+    <w:p>
+      <w:pPr>
+        <w:widowControl w:val="0"/>
+        <w:numPr>
+          <w:ilvl w:val="0"/>
+          <w:numId w:val="0"/>
+        </w:numPr>
+        <w:jc w:val="both"/>
+        <w:rPr>
+          <w:rFonts w:hint="eastAsia"/>
+          <w:b w:val="0"/>
+          <w:bCs w:val="0"/>
+          <w:sz w:val="21"/>
+          <w:szCs w:val="21"/>
+          <w:lang w:val="en-US" w:eastAsia="zh-CN"/>
+        </w:rPr>
+      </w:pPr>
+    </w:p>
+    <w:p>
+      <w:pPr>
+        <w:widowControl w:val="0"/>
+        <w:numPr>
+          <w:ilvl w:val="0"/>
           <w:numId w:val="0"/>
         </w:numPr>
         <w:jc w:val="both"/>
@@ -1012,23 +1041,25 @@
       <w:pPr>
         <w:widowControl w:val="0"/>
         <w:numPr>
-          <w:numId w:val="0"/>
-        </w:numPr>
-        <w:jc w:val="both"/>
-        <w:rPr>
-          <w:rFonts w:hint="default"/>
-          <w:b w:val="0"/>
-          <w:bCs w:val="0"/>
-          <w:sz w:val="21"/>
-          <w:szCs w:val="21"/>
-          <w:lang w:val="en-US" w:eastAsia="zh-CN"/>
-        </w:rPr>
-      </w:pPr>
-    </w:p>
-    <w:p>
-      <w:pPr>
-        <w:widowControl w:val="0"/>
-        <w:numPr>
+          <w:ilvl w:val="0"/>
+          <w:numId w:val="0"/>
+        </w:numPr>
+        <w:jc w:val="both"/>
+        <w:rPr>
+          <w:rFonts w:hint="default"/>
+          <w:b w:val="0"/>
+          <w:bCs w:val="0"/>
+          <w:sz w:val="21"/>
+          <w:szCs w:val="21"/>
+          <w:lang w:val="en-US" w:eastAsia="zh-CN"/>
+        </w:rPr>
+      </w:pPr>
+    </w:p>
+    <w:p>
+      <w:pPr>
+        <w:widowControl w:val="0"/>
+        <w:numPr>
+          <w:ilvl w:val="0"/>
           <w:numId w:val="0"/>
         </w:numPr>
         <w:jc w:val="both"/>
@@ -1093,6 +1124,7 @@
       <w:pPr>
         <w:widowControl w:val="0"/>
         <w:numPr>
+          <w:ilvl w:val="0"/>
           <w:numId w:val="0"/>
         </w:numPr>
         <w:jc w:val="both"/>
@@ -1140,23 +1172,25 @@
       <w:pPr>
         <w:widowControl w:val="0"/>
         <w:numPr>
-          <w:numId w:val="0"/>
-        </w:numPr>
-        <w:jc w:val="both"/>
-        <w:rPr>
-          <w:rFonts w:hint="default"/>
-          <w:b w:val="0"/>
-          <w:bCs w:val="0"/>
-          <w:sz w:val="21"/>
-          <w:szCs w:val="21"/>
-          <w:lang w:val="en-US" w:eastAsia="zh-CN"/>
-        </w:rPr>
-      </w:pPr>
-    </w:p>
-    <w:p>
-      <w:pPr>
-        <w:widowControl w:val="0"/>
-        <w:numPr>
+          <w:ilvl w:val="0"/>
+          <w:numId w:val="0"/>
+        </w:numPr>
+        <w:jc w:val="both"/>
+        <w:rPr>
+          <w:rFonts w:hint="default"/>
+          <w:b w:val="0"/>
+          <w:bCs w:val="0"/>
+          <w:sz w:val="21"/>
+          <w:szCs w:val="21"/>
+          <w:lang w:val="en-US" w:eastAsia="zh-CN"/>
+        </w:rPr>
+      </w:pPr>
+    </w:p>
+    <w:p>
+      <w:pPr>
+        <w:widowControl w:val="0"/>
+        <w:numPr>
+          <w:ilvl w:val="0"/>
           <w:numId w:val="0"/>
         </w:numPr>
         <w:jc w:val="both"/>
@@ -1221,23 +1255,25 @@
       <w:pPr>
         <w:widowControl w:val="0"/>
         <w:numPr>
-          <w:numId w:val="0"/>
-        </w:numPr>
-        <w:jc w:val="both"/>
-        <w:rPr>
-          <w:rFonts w:hint="default"/>
-          <w:b w:val="0"/>
-          <w:bCs w:val="0"/>
-          <w:sz w:val="21"/>
-          <w:szCs w:val="21"/>
-          <w:lang w:val="en-US" w:eastAsia="zh-CN"/>
-        </w:rPr>
-      </w:pPr>
-    </w:p>
-    <w:p>
-      <w:pPr>
-        <w:widowControl w:val="0"/>
-        <w:numPr>
+          <w:ilvl w:val="0"/>
+          <w:numId w:val="0"/>
+        </w:numPr>
+        <w:jc w:val="both"/>
+        <w:rPr>
+          <w:rFonts w:hint="default"/>
+          <w:b w:val="0"/>
+          <w:bCs w:val="0"/>
+          <w:sz w:val="21"/>
+          <w:szCs w:val="21"/>
+          <w:lang w:val="en-US" w:eastAsia="zh-CN"/>
+        </w:rPr>
+      </w:pPr>
+    </w:p>
+    <w:p>
+      <w:pPr>
+        <w:widowControl w:val="0"/>
+        <w:numPr>
+          <w:ilvl w:val="0"/>
           <w:numId w:val="0"/>
         </w:numPr>
         <w:jc w:val="both"/>
@@ -1285,23 +1321,25 @@
       <w:pPr>
         <w:widowControl w:val="0"/>
         <w:numPr>
-          <w:numId w:val="0"/>
-        </w:numPr>
-        <w:jc w:val="both"/>
-        <w:rPr>
-          <w:rFonts w:hint="default"/>
-          <w:b w:val="0"/>
-          <w:bCs w:val="0"/>
-          <w:sz w:val="21"/>
-          <w:szCs w:val="21"/>
-          <w:lang w:val="en-US" w:eastAsia="zh-CN"/>
-        </w:rPr>
-      </w:pPr>
-    </w:p>
-    <w:p>
-      <w:pPr>
-        <w:widowControl w:val="0"/>
-        <w:numPr>
+          <w:ilvl w:val="0"/>
+          <w:numId w:val="0"/>
+        </w:numPr>
+        <w:jc w:val="both"/>
+        <w:rPr>
+          <w:rFonts w:hint="default"/>
+          <w:b w:val="0"/>
+          <w:bCs w:val="0"/>
+          <w:sz w:val="21"/>
+          <w:szCs w:val="21"/>
+          <w:lang w:val="en-US" w:eastAsia="zh-CN"/>
+        </w:rPr>
+      </w:pPr>
+    </w:p>
+    <w:p>
+      <w:pPr>
+        <w:widowControl w:val="0"/>
+        <w:numPr>
+          <w:ilvl w:val="0"/>
           <w:numId w:val="0"/>
         </w:numPr>
         <w:jc w:val="both"/>
@@ -1366,6 +1404,61 @@
       <w:pPr>
         <w:widowControl w:val="0"/>
         <w:numPr>
+          <w:ilvl w:val="0"/>
+          <w:numId w:val="0"/>
+        </w:numPr>
+        <w:jc w:val="both"/>
+        <w:rPr>
+          <w:rFonts w:hint="default"/>
+          <w:b w:val="0"/>
+          <w:bCs w:val="0"/>
+          <w:sz w:val="21"/>
+          <w:szCs w:val="21"/>
+          <w:lang w:val="en-US" w:eastAsia="zh-CN"/>
+        </w:rPr>
+      </w:pPr>
+    </w:p>
+    <w:p>
+      <w:pPr>
+        <w:widowControl w:val="0"/>
+        <w:numPr>
+          <w:ilvl w:val="0"/>
+          <w:numId w:val="0"/>
+        </w:numPr>
+        <w:jc w:val="both"/>
+        <w:rPr>
+          <w:rFonts w:hint="default"/>
+          <w:b w:val="0"/>
+          <w:bCs w:val="0"/>
+          <w:sz w:val="21"/>
+          <w:szCs w:val="21"/>
+          <w:lang w:val="en-US" w:eastAsia="zh-CN"/>
+        </w:rPr>
+      </w:pPr>
+    </w:p>
+    <w:p>
+      <w:pPr>
+        <w:widowControl w:val="0"/>
+        <w:numPr>
+          <w:ilvl w:val="0"/>
+          <w:numId w:val="0"/>
+        </w:numPr>
+        <w:jc w:val="both"/>
+        <w:rPr>
+          <w:rFonts w:hint="default"/>
+          <w:b w:val="0"/>
+          <w:bCs w:val="0"/>
+          <w:sz w:val="21"/>
+          <w:szCs w:val="21"/>
+          <w:lang w:val="en-US" w:eastAsia="zh-CN"/>
+        </w:rPr>
+      </w:pPr>
+    </w:p>
+    <w:p>
+      <w:pPr>
+        <w:widowControl w:val="0"/>
+        <w:numPr>
+          <w:ilvl w:val="0"/>
           <w:numId w:val="0"/>
         </w:numPr>
         <w:jc w:val="both"/>
@@ -1412,6 +1505,7 @@
       <w:pPr>
         <w:widowControl w:val="0"/>
         <w:numPr>
+          <w:ilvl w:val="0"/>
           <w:numId w:val="0"/>
         </w:numPr>
         <w:jc w:val="both"/>
@@ -1458,23 +1552,25 @@
       <w:pPr>
         <w:widowControl w:val="0"/>
         <w:numPr>
-          <w:numId w:val="0"/>
-        </w:numPr>
-        <w:jc w:val="both"/>
-        <w:rPr>
-          <w:rFonts w:hint="default"/>
-          <w:b w:val="0"/>
-          <w:bCs w:val="0"/>
-          <w:sz w:val="21"/>
-          <w:szCs w:val="21"/>
-          <w:lang w:val="en-US" w:eastAsia="zh-CN"/>
-        </w:rPr>
-      </w:pPr>
-    </w:p>
-    <w:p>
-      <w:pPr>
-        <w:widowControl w:val="0"/>
-        <w:numPr>
+          <w:ilvl w:val="0"/>
+          <w:numId w:val="0"/>
+        </w:numPr>
+        <w:jc w:val="both"/>
+        <w:rPr>
+          <w:rFonts w:hint="default"/>
+          <w:b w:val="0"/>
+          <w:bCs w:val="0"/>
+          <w:sz w:val="21"/>
+          <w:szCs w:val="21"/>
+          <w:lang w:val="en-US" w:eastAsia="zh-CN"/>
+        </w:rPr>
+      </w:pPr>
+    </w:p>
+    <w:p>
+      <w:pPr>
+        <w:widowControl w:val="0"/>
+        <w:numPr>
+          <w:ilvl w:val="0"/>
           <w:numId w:val="0"/>
         </w:numPr>
         <w:jc w:val="both"/>
@@ -1539,6 +1635,7 @@
       <w:pPr>
         <w:widowControl w:val="0"/>
         <w:numPr>
+          <w:ilvl w:val="0"/>
           <w:numId w:val="0"/>
         </w:numPr>
         <w:jc w:val="both"/>
@@ -1567,6 +1664,7 @@
       <w:pPr>
         <w:widowControl w:val="0"/>
         <w:numPr>
+          <w:ilvl w:val="0"/>
           <w:numId w:val="0"/>
         </w:numPr>
         <w:jc w:val="both"/>
@@ -1595,6 +1693,7 @@
       <w:pPr>
         <w:widowControl w:val="0"/>
         <w:numPr>
+          <w:ilvl w:val="0"/>
           <w:numId w:val="0"/>
         </w:numPr>
         <w:jc w:val="both"/>
@@ -1623,6 +1722,7 @@
       <w:pPr>
         <w:widowControl w:val="0"/>
         <w:numPr>
+          <w:ilvl w:val="0"/>
           <w:numId w:val="0"/>
         </w:numPr>
         <w:jc w:val="both"/>
@@ -1684,6 +1784,7 @@
       <w:pPr>
         <w:widowControl w:val="0"/>
         <w:numPr>
+          <w:ilvl w:val="0"/>
           <w:numId w:val="0"/>
         </w:numPr>
         <w:jc w:val="both"/>
@@ -1712,6 +1813,7 @@
       <w:pPr>
         <w:widowControl w:val="0"/>
         <w:numPr>
+          <w:ilvl w:val="0"/>
           <w:numId w:val="0"/>
         </w:numPr>
         <w:jc w:val="both"/>
@@ -1740,6 +1842,7 @@
       <w:pPr>
         <w:widowControl w:val="0"/>
         <w:numPr>
+          <w:ilvl w:val="0"/>
           <w:numId w:val="0"/>
         </w:numPr>
         <w:jc w:val="both"/>
@@ -1790,23 +1893,25 @@
       <w:pPr>
         <w:widowControl w:val="0"/>
         <w:numPr>
-          <w:numId w:val="0"/>
-        </w:numPr>
-        <w:jc w:val="both"/>
-        <w:rPr>
-          <w:rFonts w:hint="default"/>
-          <w:b w:val="0"/>
-          <w:bCs w:val="0"/>
-          <w:sz w:val="21"/>
-          <w:szCs w:val="21"/>
-          <w:lang w:val="en-US" w:eastAsia="zh-CN"/>
-        </w:rPr>
-      </w:pPr>
-    </w:p>
-    <w:p>
-      <w:pPr>
-        <w:widowControl w:val="0"/>
-        <w:numPr>
+          <w:ilvl w:val="0"/>
+          <w:numId w:val="0"/>
+        </w:numPr>
+        <w:jc w:val="both"/>
+        <w:rPr>
+          <w:rFonts w:hint="default"/>
+          <w:b w:val="0"/>
+          <w:bCs w:val="0"/>
+          <w:sz w:val="21"/>
+          <w:szCs w:val="21"/>
+          <w:lang w:val="en-US" w:eastAsia="zh-CN"/>
+        </w:rPr>
+      </w:pPr>
+    </w:p>
+    <w:p>
+      <w:pPr>
+        <w:widowControl w:val="0"/>
+        <w:numPr>
+          <w:ilvl w:val="0"/>
           <w:numId w:val="0"/>
         </w:numPr>
         <w:jc w:val="both"/>
@@ -1835,6 +1940,7 @@
       <w:pPr>
         <w:widowControl w:val="0"/>
         <w:numPr>
+          <w:ilvl w:val="0"/>
           <w:numId w:val="0"/>
         </w:numPr>
         <w:jc w:val="both"/>
@@ -1863,6 +1969,7 @@
       <w:pPr>
         <w:widowControl w:val="0"/>
         <w:numPr>
+          <w:ilvl w:val="0"/>
           <w:numId w:val="0"/>
         </w:numPr>
         <w:jc w:val="both"/>
@@ -1891,6 +1998,7 @@
       <w:pPr>
         <w:widowControl w:val="0"/>
         <w:numPr>
+          <w:ilvl w:val="0"/>
           <w:numId w:val="0"/>
         </w:numPr>
         <w:jc w:val="both"/>
@@ -1952,6 +2060,7 @@
       <w:pPr>
         <w:widowControl w:val="0"/>
         <w:numPr>
+          <w:ilvl w:val="0"/>
           <w:numId w:val="0"/>
         </w:numPr>
         <w:jc w:val="both"/>
@@ -1980,6 +2089,7 @@
       <w:pPr>
         <w:widowControl w:val="0"/>
         <w:numPr>
+          <w:ilvl w:val="0"/>
           <w:numId w:val="0"/>
         </w:numPr>
         <w:jc w:val="both"/>
@@ -2038,176 +2148,187 @@
       <w:pPr>
         <w:widowControl w:val="0"/>
         <w:numPr>
-          <w:numId w:val="0"/>
-        </w:numPr>
-        <w:jc w:val="both"/>
-        <w:rPr>
-          <w:rFonts w:hint="default"/>
-          <w:b w:val="0"/>
-          <w:bCs w:val="0"/>
-          <w:sz w:val="21"/>
-          <w:szCs w:val="21"/>
-          <w:lang w:val="en-US" w:eastAsia="zh-CN"/>
-        </w:rPr>
-      </w:pPr>
-    </w:p>
-    <w:p>
-      <w:pPr>
-        <w:widowControl w:val="0"/>
-        <w:numPr>
-          <w:numId w:val="0"/>
-        </w:numPr>
-        <w:jc w:val="both"/>
-        <w:rPr>
-          <w:rFonts w:hint="default"/>
-          <w:b w:val="0"/>
-          <w:bCs w:val="0"/>
-          <w:sz w:val="21"/>
-          <w:szCs w:val="21"/>
-          <w:lang w:val="en-US" w:eastAsia="zh-CN"/>
-        </w:rPr>
-      </w:pPr>
-    </w:p>
-    <w:p>
-      <w:pPr>
-        <w:widowControl w:val="0"/>
-        <w:numPr>
-          <w:numId w:val="0"/>
-        </w:numPr>
-        <w:jc w:val="both"/>
-        <w:rPr>
-          <w:rFonts w:hint="default"/>
-          <w:b w:val="0"/>
-          <w:bCs w:val="0"/>
-          <w:sz w:val="21"/>
-          <w:szCs w:val="21"/>
-          <w:lang w:val="en-US" w:eastAsia="zh-CN"/>
-        </w:rPr>
-      </w:pPr>
-    </w:p>
-    <w:p>
-      <w:pPr>
-        <w:widowControl w:val="0"/>
-        <w:numPr>
-          <w:numId w:val="0"/>
-        </w:numPr>
-        <w:jc w:val="both"/>
-        <w:rPr>
-          <w:rFonts w:hint="default"/>
-          <w:b w:val="0"/>
-          <w:bCs w:val="0"/>
-          <w:sz w:val="21"/>
-          <w:szCs w:val="21"/>
-          <w:lang w:val="en-US" w:eastAsia="zh-CN"/>
-        </w:rPr>
-      </w:pPr>
-    </w:p>
-    <w:p>
-      <w:pPr>
-        <w:widowControl w:val="0"/>
-        <w:numPr>
-          <w:numId w:val="0"/>
-        </w:numPr>
-        <w:jc w:val="both"/>
-        <w:rPr>
-          <w:rFonts w:hint="default"/>
-          <w:b w:val="0"/>
-          <w:bCs w:val="0"/>
-          <w:sz w:val="21"/>
-          <w:szCs w:val="21"/>
-          <w:lang w:val="en-US" w:eastAsia="zh-CN"/>
-        </w:rPr>
-      </w:pPr>
-    </w:p>
-    <w:p>
-      <w:pPr>
-        <w:widowControl w:val="0"/>
-        <w:numPr>
-          <w:numId w:val="0"/>
-        </w:numPr>
-        <w:jc w:val="both"/>
-        <w:rPr>
-          <w:rFonts w:hint="default"/>
-          <w:b w:val="0"/>
-          <w:bCs w:val="0"/>
-          <w:sz w:val="21"/>
-          <w:szCs w:val="21"/>
-          <w:lang w:val="en-US" w:eastAsia="zh-CN"/>
-        </w:rPr>
-      </w:pPr>
-    </w:p>
-    <w:p>
-      <w:pPr>
-        <w:widowControl w:val="0"/>
-        <w:numPr>
-          <w:numId w:val="0"/>
-        </w:numPr>
-        <w:jc w:val="both"/>
-        <w:rPr>
-          <w:rFonts w:hint="default"/>
-          <w:b w:val="0"/>
-          <w:bCs w:val="0"/>
-          <w:sz w:val="21"/>
-          <w:szCs w:val="21"/>
-          <w:lang w:val="en-US" w:eastAsia="zh-CN"/>
-        </w:rPr>
-      </w:pPr>
-    </w:p>
-    <w:p>
-      <w:pPr>
-        <w:widowControl w:val="0"/>
-        <w:numPr>
-          <w:numId w:val="0"/>
-        </w:numPr>
-        <w:jc w:val="both"/>
-        <w:rPr>
-          <w:rFonts w:hint="default"/>
-          <w:b w:val="0"/>
-          <w:bCs w:val="0"/>
-          <w:sz w:val="21"/>
-          <w:szCs w:val="21"/>
-          <w:lang w:val="en-US" w:eastAsia="zh-CN"/>
-        </w:rPr>
-      </w:pPr>
-    </w:p>
-    <w:p>
-      <w:pPr>
-        <w:widowControl w:val="0"/>
-        <w:numPr>
-          <w:numId w:val="0"/>
-        </w:numPr>
-        <w:jc w:val="both"/>
-        <w:rPr>
-          <w:rFonts w:hint="default"/>
-          <w:b w:val="0"/>
-          <w:bCs w:val="0"/>
-          <w:sz w:val="21"/>
-          <w:szCs w:val="21"/>
-          <w:lang w:val="en-US" w:eastAsia="zh-CN"/>
-        </w:rPr>
-      </w:pPr>
-    </w:p>
-    <w:p>
-      <w:pPr>
-        <w:widowControl w:val="0"/>
-        <w:numPr>
-          <w:numId w:val="0"/>
-        </w:numPr>
-        <w:jc w:val="both"/>
-        <w:rPr>
-          <w:rFonts w:hint="default"/>
-          <w:b w:val="0"/>
-          <w:bCs w:val="0"/>
-          <w:sz w:val="21"/>
-          <w:szCs w:val="21"/>
-          <w:lang w:val="en-US" w:eastAsia="zh-CN"/>
-        </w:rPr>
-      </w:pPr>
-    </w:p>
-    <w:p>
-      <w:pPr>
-        <w:widowControl w:val="0"/>
-        <w:numPr>
+          <w:ilvl w:val="0"/>
+          <w:numId w:val="0"/>
+        </w:numPr>
+        <w:jc w:val="both"/>
+        <w:rPr>
+          <w:rFonts w:hint="default"/>
+          <w:b w:val="0"/>
+          <w:bCs w:val="0"/>
+          <w:sz w:val="21"/>
+          <w:szCs w:val="21"/>
+          <w:lang w:val="en-US" w:eastAsia="zh-CN"/>
+        </w:rPr>
+      </w:pPr>
+    </w:p>
+    <w:p>
+      <w:pPr>
+        <w:widowControl w:val="0"/>
+        <w:numPr>
+          <w:ilvl w:val="0"/>
+          <w:numId w:val="0"/>
+        </w:numPr>
+        <w:jc w:val="both"/>
+        <w:rPr>
+          <w:rFonts w:hint="default"/>
+          <w:b w:val="0"/>
+          <w:bCs w:val="0"/>
+          <w:sz w:val="21"/>
+          <w:szCs w:val="21"/>
+          <w:lang w:val="en-US" w:eastAsia="zh-CN"/>
+        </w:rPr>
+      </w:pPr>
+    </w:p>
+    <w:p>
+      <w:pPr>
+        <w:widowControl w:val="0"/>
+        <w:numPr>
+          <w:ilvl w:val="0"/>
+          <w:numId w:val="0"/>
+        </w:numPr>
+        <w:jc w:val="both"/>
+        <w:rPr>
+          <w:rFonts w:hint="default"/>
+          <w:b w:val="0"/>
+          <w:bCs w:val="0"/>
+          <w:sz w:val="21"/>
+          <w:szCs w:val="21"/>
+          <w:lang w:val="en-US" w:eastAsia="zh-CN"/>
+        </w:rPr>
+      </w:pPr>
+    </w:p>
+    <w:p>
+      <w:pPr>
+        <w:widowControl w:val="0"/>
+        <w:numPr>
+          <w:ilvl w:val="0"/>
+          <w:numId w:val="0"/>
+        </w:numPr>
+        <w:jc w:val="both"/>
+        <w:rPr>
+          <w:rFonts w:hint="default"/>
+          <w:b w:val="0"/>
+          <w:bCs w:val="0"/>
+          <w:sz w:val="21"/>
+          <w:szCs w:val="21"/>
+          <w:lang w:val="en-US" w:eastAsia="zh-CN"/>
+        </w:rPr>
+      </w:pPr>
+    </w:p>
+    <w:p>
+      <w:pPr>
+        <w:widowControl w:val="0"/>
+        <w:numPr>
+          <w:ilvl w:val="0"/>
+          <w:numId w:val="0"/>
+        </w:numPr>
+        <w:jc w:val="both"/>
+        <w:rPr>
+          <w:rFonts w:hint="default"/>
+          <w:b w:val="0"/>
+          <w:bCs w:val="0"/>
+          <w:sz w:val="21"/>
+          <w:szCs w:val="21"/>
+          <w:lang w:val="en-US" w:eastAsia="zh-CN"/>
+        </w:rPr>
+      </w:pPr>
+    </w:p>
+    <w:p>
+      <w:pPr>
+        <w:widowControl w:val="0"/>
+        <w:numPr>
+          <w:ilvl w:val="0"/>
+          <w:numId w:val="0"/>
+        </w:numPr>
+        <w:jc w:val="both"/>
+        <w:rPr>
+          <w:rFonts w:hint="default"/>
+          <w:b w:val="0"/>
+          <w:bCs w:val="0"/>
+          <w:sz w:val="21"/>
+          <w:szCs w:val="21"/>
+          <w:lang w:val="en-US" w:eastAsia="zh-CN"/>
+        </w:rPr>
+      </w:pPr>
+    </w:p>
+    <w:p>
+      <w:pPr>
+        <w:widowControl w:val="0"/>
+        <w:numPr>
+          <w:ilvl w:val="0"/>
+          <w:numId w:val="0"/>
+        </w:numPr>
+        <w:jc w:val="both"/>
+        <w:rPr>
+          <w:rFonts w:hint="default"/>
+          <w:b w:val="0"/>
+          <w:bCs w:val="0"/>
+          <w:sz w:val="21"/>
+          <w:szCs w:val="21"/>
+          <w:lang w:val="en-US" w:eastAsia="zh-CN"/>
+        </w:rPr>
+      </w:pPr>
+    </w:p>
+    <w:p>
+      <w:pPr>
+        <w:widowControl w:val="0"/>
+        <w:numPr>
+          <w:ilvl w:val="0"/>
+          <w:numId w:val="0"/>
+        </w:numPr>
+        <w:jc w:val="both"/>
+        <w:rPr>
+          <w:rFonts w:hint="default"/>
+          <w:b w:val="0"/>
+          <w:bCs w:val="0"/>
+          <w:sz w:val="21"/>
+          <w:szCs w:val="21"/>
+          <w:lang w:val="en-US" w:eastAsia="zh-CN"/>
+        </w:rPr>
+      </w:pPr>
+    </w:p>
+    <w:p>
+      <w:pPr>
+        <w:widowControl w:val="0"/>
+        <w:numPr>
+          <w:ilvl w:val="0"/>
+          <w:numId w:val="0"/>
+        </w:numPr>
+        <w:jc w:val="both"/>
+        <w:rPr>
+          <w:rFonts w:hint="default"/>
+          <w:b w:val="0"/>
+          <w:bCs w:val="0"/>
+          <w:sz w:val="21"/>
+          <w:szCs w:val="21"/>
+          <w:lang w:val="en-US" w:eastAsia="zh-CN"/>
+        </w:rPr>
+      </w:pPr>
+    </w:p>
+    <w:p>
+      <w:pPr>
+        <w:widowControl w:val="0"/>
+        <w:numPr>
+          <w:ilvl w:val="0"/>
+          <w:numId w:val="0"/>
+        </w:numPr>
+        <w:jc w:val="both"/>
+        <w:rPr>
+          <w:rFonts w:hint="default"/>
+          <w:b w:val="0"/>
+          <w:bCs w:val="0"/>
+          <w:sz w:val="21"/>
+          <w:szCs w:val="21"/>
+          <w:lang w:val="en-US" w:eastAsia="zh-CN"/>
+        </w:rPr>
+      </w:pPr>
+    </w:p>
+    <w:p>
+      <w:pPr>
+        <w:widowControl w:val="0"/>
+        <w:numPr>
+          <w:ilvl w:val="0"/>
           <w:numId w:val="0"/>
         </w:numPr>
         <w:ind w:leftChars="0"/>
@@ -2237,23 +2358,25 @@
       <w:pPr>
         <w:widowControl w:val="0"/>
         <w:numPr>
-          <w:numId w:val="0"/>
-        </w:numPr>
-        <w:jc w:val="both"/>
-        <w:rPr>
-          <w:rFonts w:hint="default"/>
-          <w:b w:val="0"/>
-          <w:bCs w:val="0"/>
-          <w:sz w:val="21"/>
-          <w:szCs w:val="21"/>
-          <w:lang w:val="en-US" w:eastAsia="zh-CN"/>
-        </w:rPr>
-      </w:pPr>
-    </w:p>
-    <w:p>
-      <w:pPr>
-        <w:widowControl w:val="0"/>
-        <w:numPr>
+          <w:ilvl w:val="0"/>
+          <w:numId w:val="0"/>
+        </w:numPr>
+        <w:jc w:val="both"/>
+        <w:rPr>
+          <w:rFonts w:hint="default"/>
+          <w:b w:val="0"/>
+          <w:bCs w:val="0"/>
+          <w:sz w:val="21"/>
+          <w:szCs w:val="21"/>
+          <w:lang w:val="en-US" w:eastAsia="zh-CN"/>
+        </w:rPr>
+      </w:pPr>
+    </w:p>
+    <w:p>
+      <w:pPr>
+        <w:widowControl w:val="0"/>
+        <w:numPr>
+          <w:ilvl w:val="0"/>
           <w:numId w:val="0"/>
         </w:numPr>
         <w:jc w:val="both"/>
@@ -2318,6 +2441,7 @@
       <w:pPr>
         <w:widowControl w:val="0"/>
         <w:numPr>
+          <w:ilvl w:val="0"/>
           <w:numId w:val="0"/>
         </w:numPr>
         <w:jc w:val="both"/>
@@ -2346,23 +2470,25 @@
       <w:pPr>
         <w:widowControl w:val="0"/>
         <w:numPr>
-          <w:numId w:val="0"/>
-        </w:numPr>
-        <w:jc w:val="both"/>
-        <w:rPr>
-          <w:rFonts w:hint="default"/>
-          <w:b w:val="0"/>
-          <w:bCs w:val="0"/>
-          <w:sz w:val="21"/>
-          <w:szCs w:val="21"/>
-          <w:lang w:val="en-US" w:eastAsia="zh-CN"/>
-        </w:rPr>
-      </w:pPr>
-    </w:p>
-    <w:p>
-      <w:pPr>
-        <w:widowControl w:val="0"/>
-        <w:numPr>
+          <w:ilvl w:val="0"/>
+          <w:numId w:val="0"/>
+        </w:numPr>
+        <w:jc w:val="both"/>
+        <w:rPr>
+          <w:rFonts w:hint="default"/>
+          <w:b w:val="0"/>
+          <w:bCs w:val="0"/>
+          <w:sz w:val="21"/>
+          <w:szCs w:val="21"/>
+          <w:lang w:val="en-US" w:eastAsia="zh-CN"/>
+        </w:rPr>
+      </w:pPr>
+    </w:p>
+    <w:p>
+      <w:pPr>
+        <w:widowControl w:val="0"/>
+        <w:numPr>
+          <w:ilvl w:val="0"/>
           <w:numId w:val="0"/>
         </w:numPr>
         <w:jc w:val="both"/>
@@ -2391,6 +2517,7 @@
       <w:pPr>
         <w:widowControl w:val="0"/>
         <w:numPr>
+          <w:ilvl w:val="0"/>
           <w:numId w:val="0"/>
         </w:numPr>
         <w:jc w:val="both"/>
@@ -2419,6 +2546,7 @@
       <w:pPr>
         <w:widowControl w:val="0"/>
         <w:numPr>
+          <w:ilvl w:val="0"/>
           <w:numId w:val="0"/>
         </w:numPr>
         <w:jc w:val="both"/>
@@ -2447,23 +2575,25 @@
       <w:pPr>
         <w:widowControl w:val="0"/>
         <w:numPr>
-          <w:numId w:val="0"/>
-        </w:numPr>
-        <w:jc w:val="both"/>
-        <w:rPr>
-          <w:rFonts w:hint="default"/>
-          <w:b w:val="0"/>
-          <w:bCs w:val="0"/>
-          <w:sz w:val="21"/>
-          <w:szCs w:val="21"/>
-          <w:lang w:val="en-US" w:eastAsia="zh-CN"/>
-        </w:rPr>
-      </w:pPr>
-    </w:p>
-    <w:p>
-      <w:pPr>
-        <w:widowControl w:val="0"/>
-        <w:numPr>
+          <w:ilvl w:val="0"/>
+          <w:numId w:val="0"/>
+        </w:numPr>
+        <w:jc w:val="both"/>
+        <w:rPr>
+          <w:rFonts w:hint="default"/>
+          <w:b w:val="0"/>
+          <w:bCs w:val="0"/>
+          <w:sz w:val="21"/>
+          <w:szCs w:val="21"/>
+          <w:lang w:val="en-US" w:eastAsia="zh-CN"/>
+        </w:rPr>
+      </w:pPr>
+    </w:p>
+    <w:p>
+      <w:pPr>
+        <w:widowControl w:val="0"/>
+        <w:numPr>
+          <w:ilvl w:val="0"/>
           <w:numId w:val="0"/>
         </w:numPr>
         <w:jc w:val="both"/>
@@ -2492,6 +2622,7 @@
       <w:pPr>
         <w:widowControl w:val="0"/>
         <w:numPr>
+          <w:ilvl w:val="0"/>
           <w:numId w:val="0"/>
         </w:numPr>
         <w:jc w:val="both"/>
@@ -2520,6 +2651,7 @@
       <w:pPr>
         <w:widowControl w:val="0"/>
         <w:numPr>
+          <w:ilvl w:val="0"/>
           <w:numId w:val="0"/>
         </w:numPr>
         <w:jc w:val="both"/>
@@ -2559,6 +2691,7 @@
       <w:pPr>
         <w:widowControl w:val="0"/>
         <w:numPr>
+          <w:ilvl w:val="0"/>
           <w:numId w:val="0"/>
         </w:numPr>
         <w:jc w:val="both"/>
@@ -2587,47 +2720,36 @@
       <w:pPr>
         <w:widowControl w:val="0"/>
         <w:numPr>
-          <w:numId w:val="0"/>
-        </w:numPr>
-        <w:jc w:val="both"/>
-        <w:rPr>
-          <w:rFonts w:hint="default"/>
-          <w:b w:val="0"/>
-          <w:bCs w:val="0"/>
-          <w:sz w:val="21"/>
-          <w:szCs w:val="21"/>
-          <w:lang w:val="en-US" w:eastAsia="zh-CN"/>
-        </w:rPr>
-      </w:pPr>
-      <w:r>
-        <w:rPr>
-          <w:rFonts w:hint="default"/>
-          <w:b w:val="0"/>
-          <w:bCs w:val="0"/>
-          <w:sz w:val="21"/>
-          <w:szCs w:val="21"/>
-          <w:lang w:val="en-US" w:eastAsia="zh-CN"/>
-        </w:rPr>
-        <w:t>long int 类型</w:t>
-      </w:r>
-      <w:bookmarkStart w:id="0" w:name="_GoBack"/>
-      <w:bookmarkEnd w:id="0"/>
-      <w:r>
-        <w:rPr>
-          <w:rFonts w:hint="default"/>
-          <w:b w:val="0"/>
-          <w:bCs w:val="0"/>
-          <w:sz w:val="21"/>
-          <w:szCs w:val="21"/>
-          <w:lang w:val="en-US" w:eastAsia="zh-CN"/>
-        </w:rPr>
-        <w:t>占4字节</w:t>
-      </w:r>
-    </w:p>
-    <w:p>
-      <w:pPr>
-        <w:widowControl w:val="0"/>
-        <w:numPr>
+          <w:ilvl w:val="0"/>
+          <w:numId w:val="0"/>
+        </w:numPr>
+        <w:jc w:val="both"/>
+        <w:rPr>
+          <w:rFonts w:hint="default"/>
+          <w:b w:val="0"/>
+          <w:bCs w:val="0"/>
+          <w:sz w:val="21"/>
+          <w:szCs w:val="21"/>
+          <w:lang w:val="en-US" w:eastAsia="zh-CN"/>
+        </w:rPr>
+      </w:pPr>
+      <w:r>
+        <w:rPr>
+          <w:rFonts w:hint="default"/>
+          <w:b w:val="0"/>
+          <w:bCs w:val="0"/>
+          <w:sz w:val="21"/>
+          <w:szCs w:val="21"/>
+          <w:lang w:val="en-US" w:eastAsia="zh-CN"/>
+        </w:rPr>
+        <w:t>long int 类型占4字节</w:t>
+      </w:r>
+    </w:p>
+    <w:p>
+      <w:pPr>
+        <w:widowControl w:val="0"/>
+        <w:numPr>
+          <w:ilvl w:val="0"/>
           <w:numId w:val="0"/>
         </w:numPr>
         <w:jc w:val="both"/>
@@ -2667,6 +2789,7 @@
       <w:pPr>
         <w:widowControl w:val="0"/>
         <w:numPr>
+          <w:ilvl w:val="0"/>
           <w:numId w:val="0"/>
         </w:numPr>
         <w:jc w:val="both"/>
@@ -2695,6 +2818,7 @@
       <w:pPr>
         <w:widowControl w:val="0"/>
         <w:numPr>
+          <w:ilvl w:val="0"/>
           <w:numId w:val="0"/>
         </w:numPr>
         <w:jc w:val="both"/>
@@ -2723,6 +2847,7 @@
       <w:pPr>
         <w:widowControl w:val="0"/>
         <w:numPr>
+          <w:ilvl w:val="0"/>
           <w:numId w:val="0"/>
         </w:numPr>
         <w:jc w:val="both"/>
@@ -2762,6 +2887,7 @@
       <w:pPr>
         <w:widowControl w:val="0"/>
         <w:numPr>
+          <w:ilvl w:val="0"/>
           <w:numId w:val="0"/>
         </w:numPr>
         <w:jc w:val="both"/>
@@ -2790,6 +2916,7 @@
       <w:pPr>
         <w:widowControl w:val="0"/>
         <w:numPr>
+          <w:ilvl w:val="0"/>
           <w:numId w:val="0"/>
         </w:numPr>
         <w:jc w:val="both"/>
@@ -2829,6 +2956,7 @@
       <w:pPr>
         <w:widowControl w:val="0"/>
         <w:numPr>
+          <w:ilvl w:val="0"/>
           <w:numId w:val="0"/>
         </w:numPr>
         <w:jc w:val="both"/>
@@ -2857,6 +2985,7 @@
       <w:pPr>
         <w:widowControl w:val="0"/>
         <w:numPr>
+          <w:ilvl w:val="0"/>
           <w:numId w:val="0"/>
         </w:numPr>
         <w:jc w:val="both"/>
@@ -2896,40 +3025,43 @@
       <w:pPr>
         <w:widowControl w:val="0"/>
         <w:numPr>
-          <w:numId w:val="0"/>
-        </w:numPr>
-        <w:jc w:val="both"/>
-        <w:rPr>
-          <w:rFonts w:hint="default"/>
-          <w:b w:val="0"/>
-          <w:bCs w:val="0"/>
-          <w:sz w:val="21"/>
-          <w:szCs w:val="21"/>
-          <w:lang w:val="en-US" w:eastAsia="zh-CN"/>
-        </w:rPr>
-      </w:pPr>
-    </w:p>
-    <w:p>
-      <w:pPr>
-        <w:widowControl w:val="0"/>
-        <w:numPr>
-          <w:numId w:val="0"/>
-        </w:numPr>
-        <w:jc w:val="both"/>
-        <w:rPr>
-          <w:rFonts w:hint="default"/>
-          <w:b w:val="0"/>
-          <w:bCs w:val="0"/>
-          <w:sz w:val="21"/>
-          <w:szCs w:val="21"/>
-          <w:lang w:val="en-US" w:eastAsia="zh-CN"/>
-        </w:rPr>
-      </w:pPr>
-    </w:p>
-    <w:p>
-      <w:pPr>
-        <w:widowControl w:val="0"/>
-        <w:numPr>
+          <w:ilvl w:val="0"/>
+          <w:numId w:val="0"/>
+        </w:numPr>
+        <w:jc w:val="both"/>
+        <w:rPr>
+          <w:rFonts w:hint="default"/>
+          <w:b w:val="0"/>
+          <w:bCs w:val="0"/>
+          <w:sz w:val="21"/>
+          <w:szCs w:val="21"/>
+          <w:lang w:val="en-US" w:eastAsia="zh-CN"/>
+        </w:rPr>
+      </w:pPr>
+    </w:p>
+    <w:p>
+      <w:pPr>
+        <w:widowControl w:val="0"/>
+        <w:numPr>
+          <w:ilvl w:val="0"/>
+          <w:numId w:val="0"/>
+        </w:numPr>
+        <w:jc w:val="both"/>
+        <w:rPr>
+          <w:rFonts w:hint="default"/>
+          <w:b w:val="0"/>
+          <w:bCs w:val="0"/>
+          <w:sz w:val="21"/>
+          <w:szCs w:val="21"/>
+          <w:lang w:val="en-US" w:eastAsia="zh-CN"/>
+        </w:rPr>
+      </w:pPr>
+    </w:p>
+    <w:p>
+      <w:pPr>
+        <w:widowControl w:val="0"/>
+        <w:numPr>
+          <w:ilvl w:val="0"/>
           <w:numId w:val="0"/>
         </w:numPr>
         <w:jc w:val="both"/>
@@ -2977,23 +3109,25 @@
       <w:pPr>
         <w:widowControl w:val="0"/>
         <w:numPr>
-          <w:numId w:val="0"/>
-        </w:numPr>
-        <w:jc w:val="both"/>
-        <w:rPr>
-          <w:rFonts w:hint="default"/>
-          <w:b w:val="0"/>
-          <w:bCs w:val="0"/>
-          <w:sz w:val="21"/>
-          <w:szCs w:val="21"/>
-          <w:lang w:val="en-US" w:eastAsia="zh-CN"/>
-        </w:rPr>
-      </w:pPr>
-    </w:p>
-    <w:p>
-      <w:pPr>
-        <w:widowControl w:val="0"/>
-        <w:numPr>
+          <w:ilvl w:val="0"/>
+          <w:numId w:val="0"/>
+        </w:numPr>
+        <w:jc w:val="both"/>
+        <w:rPr>
+          <w:rFonts w:hint="default"/>
+          <w:b w:val="0"/>
+          <w:bCs w:val="0"/>
+          <w:sz w:val="21"/>
+          <w:szCs w:val="21"/>
+          <w:lang w:val="en-US" w:eastAsia="zh-CN"/>
+        </w:rPr>
+      </w:pPr>
+    </w:p>
+    <w:p>
+      <w:pPr>
+        <w:widowControl w:val="0"/>
+        <w:numPr>
+          <w:ilvl w:val="0"/>
           <w:numId w:val="0"/>
         </w:numPr>
         <w:jc w:val="both"/>
@@ -3058,23 +3192,25 @@
       <w:pPr>
         <w:widowControl w:val="0"/>
         <w:numPr>
-          <w:numId w:val="0"/>
-        </w:numPr>
-        <w:jc w:val="both"/>
-        <w:rPr>
-          <w:rFonts w:hint="default"/>
-          <w:b w:val="0"/>
-          <w:bCs w:val="0"/>
-          <w:sz w:val="21"/>
-          <w:szCs w:val="21"/>
-          <w:lang w:val="en-US" w:eastAsia="zh-CN"/>
-        </w:rPr>
-      </w:pPr>
-    </w:p>
-    <w:p>
-      <w:pPr>
-        <w:widowControl w:val="0"/>
-        <w:numPr>
+          <w:ilvl w:val="0"/>
+          <w:numId w:val="0"/>
+        </w:numPr>
+        <w:jc w:val="both"/>
+        <w:rPr>
+          <w:rFonts w:hint="default"/>
+          <w:b w:val="0"/>
+          <w:bCs w:val="0"/>
+          <w:sz w:val="21"/>
+          <w:szCs w:val="21"/>
+          <w:lang w:val="en-US" w:eastAsia="zh-CN"/>
+        </w:rPr>
+      </w:pPr>
+    </w:p>
+    <w:p>
+      <w:pPr>
+        <w:widowControl w:val="0"/>
+        <w:numPr>
+          <w:ilvl w:val="0"/>
           <w:numId w:val="0"/>
         </w:numPr>
         <w:jc w:val="both"/>
@@ -3122,69 +3258,1594 @@
       <w:pPr>
         <w:widowControl w:val="0"/>
         <w:numPr>
-          <w:numId w:val="0"/>
-        </w:numPr>
-        <w:jc w:val="both"/>
-        <w:rPr>
-          <w:rFonts w:hint="default"/>
-          <w:b w:val="0"/>
-          <w:bCs w:val="0"/>
-          <w:sz w:val="21"/>
-          <w:szCs w:val="21"/>
-          <w:lang w:val="en-US" w:eastAsia="zh-CN"/>
-        </w:rPr>
-      </w:pPr>
-    </w:p>
-    <w:p>
-      <w:pPr>
-        <w:widowControl w:val="0"/>
-        <w:numPr>
-          <w:numId w:val="0"/>
-        </w:numPr>
-        <w:jc w:val="both"/>
-        <w:rPr>
-          <w:rFonts w:hint="default"/>
-          <w:b w:val="0"/>
-          <w:bCs w:val="0"/>
-          <w:sz w:val="21"/>
-          <w:szCs w:val="21"/>
-          <w:lang w:val="en-US" w:eastAsia="zh-CN"/>
-        </w:rPr>
-      </w:pPr>
-    </w:p>
-    <w:p>
-      <w:pPr>
-        <w:widowControl w:val="0"/>
-        <w:numPr>
-          <w:numId w:val="0"/>
-        </w:numPr>
-        <w:jc w:val="both"/>
-        <w:rPr>
-          <w:rFonts w:hint="default"/>
-          <w:b w:val="0"/>
-          <w:bCs w:val="0"/>
-          <w:sz w:val="21"/>
-          <w:szCs w:val="21"/>
-          <w:lang w:val="en-US" w:eastAsia="zh-CN"/>
-        </w:rPr>
-      </w:pPr>
-    </w:p>
-    <w:p>
-      <w:pPr>
-        <w:widowControl w:val="0"/>
-        <w:numPr>
-          <w:numId w:val="0"/>
-        </w:numPr>
-        <w:jc w:val="both"/>
-        <w:rPr>
-          <w:rFonts w:hint="default"/>
-          <w:b w:val="0"/>
-          <w:bCs w:val="0"/>
-          <w:sz w:val="21"/>
-          <w:szCs w:val="21"/>
-          <w:lang w:val="en-US" w:eastAsia="zh-CN"/>
-        </w:rPr>
-      </w:pPr>
+          <w:ilvl w:val="0"/>
+          <w:numId w:val="0"/>
+        </w:numPr>
+        <w:jc w:val="both"/>
+        <w:rPr>
+          <w:rFonts w:hint="default"/>
+          <w:b w:val="0"/>
+          <w:bCs w:val="0"/>
+          <w:sz w:val="21"/>
+          <w:szCs w:val="21"/>
+          <w:lang w:val="en-US" w:eastAsia="zh-CN"/>
+        </w:rPr>
+      </w:pPr>
+    </w:p>
+    <w:p>
+      <w:pPr>
+        <w:widowControl w:val="0"/>
+        <w:numPr>
+          <w:ilvl w:val="0"/>
+          <w:numId w:val="0"/>
+        </w:numPr>
+        <w:jc w:val="both"/>
+        <w:rPr>
+          <w:rFonts w:hint="default"/>
+          <w:b w:val="0"/>
+          <w:bCs w:val="0"/>
+          <w:sz w:val="21"/>
+          <w:szCs w:val="21"/>
+          <w:lang w:val="en-US" w:eastAsia="zh-CN"/>
+        </w:rPr>
+      </w:pPr>
+    </w:p>
+    <w:p>
+      <w:pPr>
+        <w:widowControl w:val="0"/>
+        <w:numPr>
+          <w:ilvl w:val="0"/>
+          <w:numId w:val="0"/>
+        </w:numPr>
+        <w:jc w:val="both"/>
+        <w:rPr>
+          <w:rFonts w:hint="default"/>
+          <w:b w:val="0"/>
+          <w:bCs w:val="0"/>
+          <w:sz w:val="21"/>
+          <w:szCs w:val="21"/>
+          <w:lang w:val="en-US" w:eastAsia="zh-CN"/>
+        </w:rPr>
+      </w:pPr>
+      <w:r>
+        <w:rPr>
+          <w:rFonts w:hint="default"/>
+          <w:b w:val="0"/>
+          <w:bCs w:val="0"/>
+          <w:sz w:val="21"/>
+          <w:szCs w:val="21"/>
+          <w:lang w:val="en-US" w:eastAsia="zh-CN"/>
+        </w:rPr>
+        <w:drawing>
+          <wp:inline distT="0" distB="0" distL="114300" distR="114300">
+            <wp:extent cx="5273675" cy="3965575"/>
+            <wp:effectExtent l="0" t="0" r="3175" b="6350"/>
+            <wp:docPr id="5" name="图片 5" descr="练习2-4"/>
+            <wp:cNvGraphicFramePr>
+              <a:graphicFrameLocks xmlns:a="http://schemas.openxmlformats.org/drawingml/2006/main" noChangeAspect="1"/>
+            </wp:cNvGraphicFramePr>
+            <a:graphic xmlns:a="http://schemas.openxmlformats.org/drawingml/2006/main">
+              <a:graphicData uri="http://schemas.openxmlformats.org/drawingml/2006/picture">
+                <pic:pic xmlns:pic="http://schemas.openxmlformats.org/drawingml/2006/picture">
+                  <pic:nvPicPr>
+                    <pic:cNvPr id="5" name="图片 5" descr="练习2-4"/>
+                    <pic:cNvPicPr>
+                      <a:picLocks noChangeAspect="1"/>
+                    </pic:cNvPicPr>
+                  </pic:nvPicPr>
+                  <pic:blipFill>
+                    <a:blip r:embed="rId13"/>
+                    <a:stretch>
+                      <a:fillRect/>
+                    </a:stretch>
+                  </pic:blipFill>
+                  <pic:spPr>
+                    <a:xfrm>
+                      <a:off x="0" y="0"/>
+                      <a:ext cx="5273675" cy="3965575"/>
+                    </a:xfrm>
+                    <a:prstGeom prst="rect">
+                      <a:avLst/>
+                    </a:prstGeom>
+                  </pic:spPr>
+                </pic:pic>
+              </a:graphicData>
+            </a:graphic>
+          </wp:inline>
+        </w:drawing>
+      </w:r>
+    </w:p>
+    <w:p>
+      <w:pPr>
+        <w:widowControl w:val="0"/>
+        <w:numPr>
+          <w:ilvl w:val="0"/>
+          <w:numId w:val="4"/>
+        </w:numPr>
+        <w:ind w:left="0" w:leftChars="0" w:firstLine="0" w:firstLineChars="0"/>
+        <w:jc w:val="both"/>
+        <w:rPr>
+          <w:rFonts w:hint="eastAsia"/>
+          <w:b w:val="0"/>
+          <w:bCs w:val="0"/>
+          <w:sz w:val="21"/>
+          <w:szCs w:val="21"/>
+          <w:lang w:val="en-US" w:eastAsia="zh-CN"/>
+        </w:rPr>
+      </w:pPr>
+      <w:r>
+        <w:rPr>
+          <w:rFonts w:hint="eastAsia"/>
+          <w:b w:val="0"/>
+          <w:bCs w:val="0"/>
+          <w:sz w:val="21"/>
+          <w:szCs w:val="21"/>
+          <w:lang w:val="en-US" w:eastAsia="zh-CN"/>
+        </w:rPr>
+        <w:t>练习5</w:t>
+      </w:r>
+    </w:p>
+    <w:p>
+      <w:pPr>
+        <w:widowControl w:val="0"/>
+        <w:numPr>
+          <w:ilvl w:val="0"/>
+          <w:numId w:val="0"/>
+        </w:numPr>
+        <w:jc w:val="both"/>
+        <w:rPr>
+          <w:rFonts w:hint="default"/>
+          <w:b w:val="0"/>
+          <w:bCs w:val="0"/>
+          <w:sz w:val="21"/>
+          <w:szCs w:val="21"/>
+          <w:lang w:val="en-US" w:eastAsia="zh-CN"/>
+        </w:rPr>
+      </w:pPr>
+    </w:p>
+    <w:p>
+      <w:pPr>
+        <w:widowControl w:val="0"/>
+        <w:numPr>
+          <w:ilvl w:val="0"/>
+          <w:numId w:val="0"/>
+        </w:numPr>
+        <w:jc w:val="both"/>
+        <w:rPr>
+          <w:rFonts w:hint="default"/>
+          <w:b w:val="0"/>
+          <w:bCs w:val="0"/>
+          <w:sz w:val="21"/>
+          <w:szCs w:val="21"/>
+          <w:lang w:val="en-US" w:eastAsia="zh-CN"/>
+        </w:rPr>
+      </w:pPr>
+      <w:r>
+        <w:rPr>
+          <w:rFonts w:hint="default"/>
+          <w:b w:val="0"/>
+          <w:bCs w:val="0"/>
+          <w:sz w:val="21"/>
+          <w:szCs w:val="21"/>
+          <w:lang w:val="en-US" w:eastAsia="zh-CN"/>
+        </w:rPr>
+        <w:drawing>
+          <wp:inline distT="0" distB="0" distL="114300" distR="114300">
+            <wp:extent cx="5266690" cy="3925570"/>
+            <wp:effectExtent l="0" t="0" r="635" b="8255"/>
+            <wp:docPr id="11" name="图片 11" descr="练习2-5"/>
+            <wp:cNvGraphicFramePr>
+              <a:graphicFrameLocks xmlns:a="http://schemas.openxmlformats.org/drawingml/2006/main" noChangeAspect="1"/>
+            </wp:cNvGraphicFramePr>
+            <a:graphic xmlns:a="http://schemas.openxmlformats.org/drawingml/2006/main">
+              <a:graphicData uri="http://schemas.openxmlformats.org/drawingml/2006/picture">
+                <pic:pic xmlns:pic="http://schemas.openxmlformats.org/drawingml/2006/picture">
+                  <pic:nvPicPr>
+                    <pic:cNvPr id="11" name="图片 11" descr="练习2-5"/>
+                    <pic:cNvPicPr>
+                      <a:picLocks noChangeAspect="1"/>
+                    </pic:cNvPicPr>
+                  </pic:nvPicPr>
+                  <pic:blipFill>
+                    <a:blip r:embed="rId14"/>
+                    <a:stretch>
+                      <a:fillRect/>
+                    </a:stretch>
+                  </pic:blipFill>
+                  <pic:spPr>
+                    <a:xfrm>
+                      <a:off x="0" y="0"/>
+                      <a:ext cx="5266690" cy="3925570"/>
+                    </a:xfrm>
+                    <a:prstGeom prst="rect">
+                      <a:avLst/>
+                    </a:prstGeom>
+                  </pic:spPr>
+                </pic:pic>
+              </a:graphicData>
+            </a:graphic>
+          </wp:inline>
+        </w:drawing>
+      </w:r>
+    </w:p>
+    <w:p>
+      <w:pPr>
+        <w:widowControl w:val="0"/>
+        <w:numPr>
+          <w:ilvl w:val="0"/>
+          <w:numId w:val="0"/>
+        </w:numPr>
+        <w:jc w:val="both"/>
+        <w:rPr>
+          <w:rFonts w:hint="default"/>
+          <w:b w:val="0"/>
+          <w:bCs w:val="0"/>
+          <w:sz w:val="21"/>
+          <w:szCs w:val="21"/>
+          <w:lang w:val="en-US" w:eastAsia="zh-CN"/>
+        </w:rPr>
+      </w:pPr>
+    </w:p>
+    <w:p>
+      <w:pPr>
+        <w:widowControl w:val="0"/>
+        <w:numPr>
+          <w:ilvl w:val="0"/>
+          <w:numId w:val="0"/>
+        </w:numPr>
+        <w:jc w:val="both"/>
+        <w:rPr>
+          <w:rFonts w:hint="default"/>
+          <w:b w:val="0"/>
+          <w:bCs w:val="0"/>
+          <w:sz w:val="21"/>
+          <w:szCs w:val="21"/>
+          <w:lang w:val="en-US" w:eastAsia="zh-CN"/>
+        </w:rPr>
+      </w:pPr>
+    </w:p>
+    <w:p>
+      <w:pPr>
+        <w:widowControl w:val="0"/>
+        <w:numPr>
+          <w:ilvl w:val="0"/>
+          <w:numId w:val="0"/>
+        </w:numPr>
+        <w:jc w:val="both"/>
+        <w:rPr>
+          <w:rFonts w:hint="default"/>
+          <w:b w:val="0"/>
+          <w:bCs w:val="0"/>
+          <w:sz w:val="21"/>
+          <w:szCs w:val="21"/>
+          <w:lang w:val="en-US" w:eastAsia="zh-CN"/>
+        </w:rPr>
+      </w:pPr>
+    </w:p>
+    <w:p>
+      <w:pPr>
+        <w:widowControl w:val="0"/>
+        <w:numPr>
+          <w:ilvl w:val="0"/>
+          <w:numId w:val="0"/>
+        </w:numPr>
+        <w:jc w:val="both"/>
+        <w:rPr>
+          <w:rFonts w:hint="default"/>
+          <w:b w:val="0"/>
+          <w:bCs w:val="0"/>
+          <w:sz w:val="21"/>
+          <w:szCs w:val="21"/>
+          <w:lang w:val="en-US" w:eastAsia="zh-CN"/>
+        </w:rPr>
+      </w:pPr>
+    </w:p>
+    <w:p>
+      <w:pPr>
+        <w:widowControl w:val="0"/>
+        <w:numPr>
+          <w:ilvl w:val="0"/>
+          <w:numId w:val="3"/>
+        </w:numPr>
+        <w:ind w:left="0" w:leftChars="0" w:firstLine="0" w:firstLineChars="0"/>
+        <w:jc w:val="both"/>
+        <w:rPr>
+          <w:rFonts w:hint="eastAsia"/>
+          <w:b/>
+          <w:bCs/>
+          <w:sz w:val="28"/>
+          <w:szCs w:val="28"/>
+          <w:lang w:val="en-US" w:eastAsia="zh-CN"/>
+        </w:rPr>
+      </w:pPr>
+      <w:r>
+        <w:rPr>
+          <w:rFonts w:hint="eastAsia"/>
+          <w:b/>
+          <w:bCs/>
+          <w:sz w:val="28"/>
+          <w:szCs w:val="28"/>
+          <w:lang w:val="en-US" w:eastAsia="zh-CN"/>
+        </w:rPr>
+        <w:t>课堂练习3</w:t>
+      </w:r>
+    </w:p>
+    <w:p>
+      <w:pPr>
+        <w:widowControl w:val="0"/>
+        <w:numPr>
+          <w:ilvl w:val="0"/>
+          <w:numId w:val="0"/>
+        </w:numPr>
+        <w:jc w:val="both"/>
+        <w:rPr>
+          <w:rFonts w:hint="default"/>
+          <w:b w:val="0"/>
+          <w:bCs w:val="0"/>
+          <w:sz w:val="21"/>
+          <w:szCs w:val="21"/>
+          <w:lang w:val="en-US" w:eastAsia="zh-CN"/>
+        </w:rPr>
+      </w:pPr>
+      <w:r>
+        <w:rPr>
+          <w:rFonts w:hint="default"/>
+          <w:b w:val="0"/>
+          <w:bCs w:val="0"/>
+          <w:sz w:val="21"/>
+          <w:szCs w:val="21"/>
+          <w:lang w:val="en-US" w:eastAsia="zh-CN"/>
+        </w:rPr>
+        <w:drawing>
+          <wp:inline distT="0" distB="0" distL="114300" distR="114300">
+            <wp:extent cx="5266055" cy="3329305"/>
+            <wp:effectExtent l="0" t="0" r="1270" b="4445"/>
+            <wp:docPr id="12" name="图片 12" descr="练习3-1"/>
+            <wp:cNvGraphicFramePr>
+              <a:graphicFrameLocks xmlns:a="http://schemas.openxmlformats.org/drawingml/2006/main" noChangeAspect="1"/>
+            </wp:cNvGraphicFramePr>
+            <a:graphic xmlns:a="http://schemas.openxmlformats.org/drawingml/2006/main">
+              <a:graphicData uri="http://schemas.openxmlformats.org/drawingml/2006/picture">
+                <pic:pic xmlns:pic="http://schemas.openxmlformats.org/drawingml/2006/picture">
+                  <pic:nvPicPr>
+                    <pic:cNvPr id="12" name="图片 12" descr="练习3-1"/>
+                    <pic:cNvPicPr>
+                      <a:picLocks noChangeAspect="1"/>
+                    </pic:cNvPicPr>
+                  </pic:nvPicPr>
+                  <pic:blipFill>
+                    <a:blip r:embed="rId15"/>
+                    <a:stretch>
+                      <a:fillRect/>
+                    </a:stretch>
+                  </pic:blipFill>
+                  <pic:spPr>
+                    <a:xfrm>
+                      <a:off x="0" y="0"/>
+                      <a:ext cx="5266055" cy="3329305"/>
+                    </a:xfrm>
+                    <a:prstGeom prst="rect">
+                      <a:avLst/>
+                    </a:prstGeom>
+                  </pic:spPr>
+                </pic:pic>
+              </a:graphicData>
+            </a:graphic>
+          </wp:inline>
+        </w:drawing>
+      </w:r>
+    </w:p>
+    <w:p>
+      <w:pPr>
+        <w:widowControl w:val="0"/>
+        <w:numPr>
+          <w:ilvl w:val="0"/>
+          <w:numId w:val="0"/>
+        </w:numPr>
+        <w:jc w:val="both"/>
+        <w:rPr>
+          <w:rFonts w:hint="default"/>
+          <w:b w:val="0"/>
+          <w:bCs w:val="0"/>
+          <w:sz w:val="21"/>
+          <w:szCs w:val="21"/>
+          <w:lang w:val="en-US" w:eastAsia="zh-CN"/>
+        </w:rPr>
+      </w:pPr>
+    </w:p>
+    <w:p>
+      <w:pPr>
+        <w:widowControl w:val="0"/>
+        <w:numPr>
+          <w:ilvl w:val="0"/>
+          <w:numId w:val="0"/>
+        </w:numPr>
+        <w:jc w:val="both"/>
+        <w:rPr>
+          <w:rFonts w:hint="default"/>
+          <w:b w:val="0"/>
+          <w:bCs w:val="0"/>
+          <w:sz w:val="21"/>
+          <w:szCs w:val="21"/>
+          <w:lang w:val="en-US" w:eastAsia="zh-CN"/>
+        </w:rPr>
+      </w:pPr>
+    </w:p>
+    <w:p>
+      <w:pPr>
+        <w:widowControl w:val="0"/>
+        <w:numPr>
+          <w:ilvl w:val="0"/>
+          <w:numId w:val="0"/>
+        </w:numPr>
+        <w:jc w:val="both"/>
+        <w:rPr>
+          <w:rFonts w:hint="default"/>
+          <w:b w:val="0"/>
+          <w:bCs w:val="0"/>
+          <w:sz w:val="21"/>
+          <w:szCs w:val="21"/>
+          <w:lang w:val="en-US" w:eastAsia="zh-CN"/>
+        </w:rPr>
+      </w:pPr>
+    </w:p>
+    <w:p>
+      <w:pPr>
+        <w:widowControl w:val="0"/>
+        <w:numPr>
+          <w:ilvl w:val="0"/>
+          <w:numId w:val="0"/>
+        </w:numPr>
+        <w:jc w:val="both"/>
+        <w:rPr>
+          <w:rFonts w:hint="default"/>
+          <w:b w:val="0"/>
+          <w:bCs w:val="0"/>
+          <w:sz w:val="21"/>
+          <w:szCs w:val="21"/>
+          <w:lang w:val="en-US" w:eastAsia="zh-CN"/>
+        </w:rPr>
+      </w:pPr>
+    </w:p>
+    <w:p>
+      <w:pPr>
+        <w:widowControl w:val="0"/>
+        <w:numPr>
+          <w:ilvl w:val="0"/>
+          <w:numId w:val="0"/>
+        </w:numPr>
+        <w:jc w:val="both"/>
+        <w:rPr>
+          <w:rFonts w:hint="default"/>
+          <w:b w:val="0"/>
+          <w:bCs w:val="0"/>
+          <w:sz w:val="21"/>
+          <w:szCs w:val="21"/>
+          <w:lang w:val="en-US" w:eastAsia="zh-CN"/>
+        </w:rPr>
+      </w:pPr>
+    </w:p>
+    <w:p>
+      <w:pPr>
+        <w:widowControl w:val="0"/>
+        <w:numPr>
+          <w:ilvl w:val="0"/>
+          <w:numId w:val="0"/>
+        </w:numPr>
+        <w:jc w:val="both"/>
+        <w:rPr>
+          <w:rFonts w:hint="default"/>
+          <w:b w:val="0"/>
+          <w:bCs w:val="0"/>
+          <w:sz w:val="21"/>
+          <w:szCs w:val="21"/>
+          <w:lang w:val="en-US" w:eastAsia="zh-CN"/>
+        </w:rPr>
+      </w:pPr>
+    </w:p>
+    <w:p>
+      <w:pPr>
+        <w:widowControl w:val="0"/>
+        <w:numPr>
+          <w:ilvl w:val="0"/>
+          <w:numId w:val="3"/>
+        </w:numPr>
+        <w:ind w:left="0" w:leftChars="0" w:firstLine="0" w:firstLineChars="0"/>
+        <w:jc w:val="both"/>
+        <w:rPr>
+          <w:rFonts w:hint="eastAsia"/>
+          <w:b/>
+          <w:bCs/>
+          <w:sz w:val="28"/>
+          <w:szCs w:val="28"/>
+          <w:lang w:val="en-US" w:eastAsia="zh-CN"/>
+        </w:rPr>
+      </w:pPr>
+      <w:r>
+        <w:rPr>
+          <w:rFonts w:hint="eastAsia"/>
+          <w:b/>
+          <w:bCs/>
+          <w:sz w:val="28"/>
+          <w:szCs w:val="28"/>
+          <w:lang w:val="en-US" w:eastAsia="zh-CN"/>
+        </w:rPr>
+        <w:t>上机任务4</w:t>
+      </w:r>
+    </w:p>
+    <w:p>
+      <w:pPr>
+        <w:widowControl w:val="0"/>
+        <w:numPr>
+          <w:ilvl w:val="0"/>
+          <w:numId w:val="0"/>
+        </w:numPr>
+        <w:jc w:val="both"/>
+        <w:rPr>
+          <w:rFonts w:hint="default"/>
+          <w:b/>
+          <w:bCs/>
+          <w:sz w:val="28"/>
+          <w:szCs w:val="28"/>
+          <w:lang w:val="en-US" w:eastAsia="zh-CN"/>
+        </w:rPr>
+      </w:pPr>
+    </w:p>
+    <w:p>
+      <w:pPr>
+        <w:widowControl w:val="0"/>
+        <w:numPr>
+          <w:ilvl w:val="0"/>
+          <w:numId w:val="0"/>
+        </w:numPr>
+        <w:jc w:val="both"/>
+        <w:rPr>
+          <w:rFonts w:hint="eastAsia"/>
+          <w:b w:val="0"/>
+          <w:bCs w:val="0"/>
+          <w:sz w:val="21"/>
+          <w:szCs w:val="21"/>
+          <w:lang w:val="en-US" w:eastAsia="zh-CN"/>
+        </w:rPr>
+      </w:pPr>
+    </w:p>
+    <w:p>
+      <w:pPr>
+        <w:widowControl w:val="0"/>
+        <w:numPr>
+          <w:ilvl w:val="0"/>
+          <w:numId w:val="0"/>
+        </w:numPr>
+        <w:jc w:val="both"/>
+        <w:rPr>
+          <w:rFonts w:hint="eastAsia"/>
+          <w:b w:val="0"/>
+          <w:bCs w:val="0"/>
+          <w:sz w:val="21"/>
+          <w:szCs w:val="21"/>
+          <w:lang w:val="en-US" w:eastAsia="zh-CN"/>
+        </w:rPr>
+      </w:pPr>
+    </w:p>
+    <w:p>
+      <w:pPr>
+        <w:widowControl w:val="0"/>
+        <w:numPr>
+          <w:ilvl w:val="0"/>
+          <w:numId w:val="0"/>
+        </w:numPr>
+        <w:jc w:val="both"/>
+        <w:rPr>
+          <w:rFonts w:hint="default"/>
+          <w:b w:val="0"/>
+          <w:bCs w:val="0"/>
+          <w:sz w:val="21"/>
+          <w:szCs w:val="21"/>
+          <w:lang w:val="en-US" w:eastAsia="zh-CN"/>
+        </w:rPr>
+      </w:pPr>
+      <w:r>
+        <w:rPr>
+          <w:rFonts w:hint="eastAsia"/>
+          <w:b w:val="0"/>
+          <w:bCs w:val="0"/>
+          <w:sz w:val="21"/>
+          <w:szCs w:val="21"/>
+          <w:lang w:val="en-US" w:eastAsia="zh-CN"/>
+        </w:rPr>
+        <w:t>例</w:t>
+      </w:r>
+      <w:bookmarkStart w:id="0" w:name="_GoBack"/>
+      <w:bookmarkEnd w:id="0"/>
+      <w:r>
+        <w:rPr>
+          <w:rFonts w:hint="eastAsia"/>
+          <w:b w:val="0"/>
+          <w:bCs w:val="0"/>
+          <w:sz w:val="21"/>
+          <w:szCs w:val="21"/>
+          <w:lang w:val="en-US" w:eastAsia="zh-CN"/>
+        </w:rPr>
+        <w:t>6-17</w:t>
+      </w:r>
+      <w:r>
+        <w:rPr>
+          <w:rFonts w:hint="default"/>
+          <w:b w:val="0"/>
+          <w:bCs w:val="0"/>
+          <w:sz w:val="21"/>
+          <w:szCs w:val="21"/>
+          <w:lang w:val="en-US" w:eastAsia="zh-CN"/>
+        </w:rPr>
+        <w:drawing>
+          <wp:inline distT="0" distB="0" distL="114300" distR="114300">
+            <wp:extent cx="5266690" cy="3780155"/>
+            <wp:effectExtent l="0" t="0" r="635" b="1270"/>
+            <wp:docPr id="13" name="图片 13" descr="例6-17"/>
+            <wp:cNvGraphicFramePr>
+              <a:graphicFrameLocks xmlns:a="http://schemas.openxmlformats.org/drawingml/2006/main" noChangeAspect="1"/>
+            </wp:cNvGraphicFramePr>
+            <a:graphic xmlns:a="http://schemas.openxmlformats.org/drawingml/2006/main">
+              <a:graphicData uri="http://schemas.openxmlformats.org/drawingml/2006/picture">
+                <pic:pic xmlns:pic="http://schemas.openxmlformats.org/drawingml/2006/picture">
+                  <pic:nvPicPr>
+                    <pic:cNvPr id="13" name="图片 13" descr="例6-17"/>
+                    <pic:cNvPicPr>
+                      <a:picLocks noChangeAspect="1"/>
+                    </pic:cNvPicPr>
+                  </pic:nvPicPr>
+                  <pic:blipFill>
+                    <a:blip r:embed="rId16"/>
+                    <a:stretch>
+                      <a:fillRect/>
+                    </a:stretch>
+                  </pic:blipFill>
+                  <pic:spPr>
+                    <a:xfrm>
+                      <a:off x="0" y="0"/>
+                      <a:ext cx="5266690" cy="3780155"/>
+                    </a:xfrm>
+                    <a:prstGeom prst="rect">
+                      <a:avLst/>
+                    </a:prstGeom>
+                  </pic:spPr>
+                </pic:pic>
+              </a:graphicData>
+            </a:graphic>
+          </wp:inline>
+        </w:drawing>
+      </w:r>
+    </w:p>
+    <w:p>
+      <w:pPr>
+        <w:widowControl w:val="0"/>
+        <w:numPr>
+          <w:ilvl w:val="0"/>
+          <w:numId w:val="0"/>
+        </w:numPr>
+        <w:jc w:val="both"/>
+        <w:rPr>
+          <w:rFonts w:hint="default"/>
+          <w:b w:val="0"/>
+          <w:bCs w:val="0"/>
+          <w:sz w:val="21"/>
+          <w:szCs w:val="21"/>
+          <w:lang w:val="en-US" w:eastAsia="zh-CN"/>
+        </w:rPr>
+      </w:pPr>
+    </w:p>
+    <w:p>
+      <w:pPr>
+        <w:widowControl w:val="0"/>
+        <w:numPr>
+          <w:ilvl w:val="0"/>
+          <w:numId w:val="0"/>
+        </w:numPr>
+        <w:jc w:val="both"/>
+        <w:rPr>
+          <w:rFonts w:hint="eastAsia"/>
+          <w:b w:val="0"/>
+          <w:bCs w:val="0"/>
+          <w:sz w:val="21"/>
+          <w:szCs w:val="21"/>
+          <w:lang w:val="en-US" w:eastAsia="zh-CN"/>
+        </w:rPr>
+      </w:pPr>
+      <w:r>
+        <w:rPr>
+          <w:rFonts w:hint="eastAsia"/>
+          <w:b w:val="0"/>
+          <w:bCs w:val="0"/>
+          <w:sz w:val="21"/>
+          <w:szCs w:val="21"/>
+          <w:lang w:val="en-US" w:eastAsia="zh-CN"/>
+        </w:rPr>
+        <w:t>例6-18</w:t>
+      </w:r>
+    </w:p>
+    <w:p>
+      <w:pPr>
+        <w:widowControl w:val="0"/>
+        <w:numPr>
+          <w:ilvl w:val="0"/>
+          <w:numId w:val="0"/>
+        </w:numPr>
+        <w:jc w:val="both"/>
+        <w:rPr>
+          <w:rFonts w:hint="eastAsia"/>
+          <w:b w:val="0"/>
+          <w:bCs w:val="0"/>
+          <w:sz w:val="21"/>
+          <w:szCs w:val="21"/>
+          <w:lang w:val="en-US" w:eastAsia="zh-CN"/>
+        </w:rPr>
+      </w:pPr>
+    </w:p>
+    <w:p>
+      <w:pPr>
+        <w:widowControl w:val="0"/>
+        <w:numPr>
+          <w:ilvl w:val="0"/>
+          <w:numId w:val="0"/>
+        </w:numPr>
+        <w:jc w:val="both"/>
+        <w:rPr>
+          <w:rFonts w:hint="default"/>
+          <w:b w:val="0"/>
+          <w:bCs w:val="0"/>
+          <w:sz w:val="21"/>
+          <w:szCs w:val="21"/>
+          <w:lang w:val="en-US" w:eastAsia="zh-CN"/>
+        </w:rPr>
+      </w:pPr>
+      <w:r>
+        <w:rPr>
+          <w:rFonts w:hint="default"/>
+          <w:b w:val="0"/>
+          <w:bCs w:val="0"/>
+          <w:sz w:val="21"/>
+          <w:szCs w:val="21"/>
+          <w:lang w:val="en-US" w:eastAsia="zh-CN"/>
+        </w:rPr>
+        <w:drawing>
+          <wp:inline distT="0" distB="0" distL="114300" distR="114300">
+            <wp:extent cx="5272405" cy="2675255"/>
+            <wp:effectExtent l="0" t="0" r="4445" b="1270"/>
+            <wp:docPr id="14" name="图片 14" descr="例6-18"/>
+            <wp:cNvGraphicFramePr>
+              <a:graphicFrameLocks xmlns:a="http://schemas.openxmlformats.org/drawingml/2006/main" noChangeAspect="1"/>
+            </wp:cNvGraphicFramePr>
+            <a:graphic xmlns:a="http://schemas.openxmlformats.org/drawingml/2006/main">
+              <a:graphicData uri="http://schemas.openxmlformats.org/drawingml/2006/picture">
+                <pic:pic xmlns:pic="http://schemas.openxmlformats.org/drawingml/2006/picture">
+                  <pic:nvPicPr>
+                    <pic:cNvPr id="14" name="图片 14" descr="例6-18"/>
+                    <pic:cNvPicPr>
+                      <a:picLocks noChangeAspect="1"/>
+                    </pic:cNvPicPr>
+                  </pic:nvPicPr>
+                  <pic:blipFill>
+                    <a:blip r:embed="rId17"/>
+                    <a:stretch>
+                      <a:fillRect/>
+                    </a:stretch>
+                  </pic:blipFill>
+                  <pic:spPr>
+                    <a:xfrm>
+                      <a:off x="0" y="0"/>
+                      <a:ext cx="5272405" cy="2675255"/>
+                    </a:xfrm>
+                    <a:prstGeom prst="rect">
+                      <a:avLst/>
+                    </a:prstGeom>
+                  </pic:spPr>
+                </pic:pic>
+              </a:graphicData>
+            </a:graphic>
+          </wp:inline>
+        </w:drawing>
+      </w:r>
+    </w:p>
+    <w:p>
+      <w:pPr>
+        <w:widowControl w:val="0"/>
+        <w:numPr>
+          <w:ilvl w:val="0"/>
+          <w:numId w:val="0"/>
+        </w:numPr>
+        <w:jc w:val="both"/>
+        <w:rPr>
+          <w:rFonts w:hint="default"/>
+          <w:b w:val="0"/>
+          <w:bCs w:val="0"/>
+          <w:sz w:val="21"/>
+          <w:szCs w:val="21"/>
+          <w:lang w:val="en-US" w:eastAsia="zh-CN"/>
+        </w:rPr>
+      </w:pPr>
+    </w:p>
+    <w:p>
+      <w:pPr>
+        <w:widowControl w:val="0"/>
+        <w:numPr>
+          <w:ilvl w:val="0"/>
+          <w:numId w:val="0"/>
+        </w:numPr>
+        <w:jc w:val="both"/>
+        <w:rPr>
+          <w:rFonts w:hint="default"/>
+          <w:b w:val="0"/>
+          <w:bCs w:val="0"/>
+          <w:sz w:val="21"/>
+          <w:szCs w:val="21"/>
+          <w:lang w:val="en-US" w:eastAsia="zh-CN"/>
+        </w:rPr>
+      </w:pPr>
+    </w:p>
+    <w:p>
+      <w:pPr>
+        <w:widowControl w:val="0"/>
+        <w:numPr>
+          <w:ilvl w:val="0"/>
+          <w:numId w:val="0"/>
+        </w:numPr>
+        <w:jc w:val="both"/>
+        <w:rPr>
+          <w:rFonts w:hint="default"/>
+          <w:b w:val="0"/>
+          <w:bCs w:val="0"/>
+          <w:sz w:val="21"/>
+          <w:szCs w:val="21"/>
+          <w:lang w:val="en-US" w:eastAsia="zh-CN"/>
+        </w:rPr>
+      </w:pPr>
+    </w:p>
+    <w:p>
+      <w:pPr>
+        <w:widowControl w:val="0"/>
+        <w:numPr>
+          <w:ilvl w:val="0"/>
+          <w:numId w:val="0"/>
+        </w:numPr>
+        <w:jc w:val="both"/>
+        <w:rPr>
+          <w:rFonts w:hint="default"/>
+          <w:b w:val="0"/>
+          <w:bCs w:val="0"/>
+          <w:sz w:val="21"/>
+          <w:szCs w:val="21"/>
+          <w:lang w:val="en-US" w:eastAsia="zh-CN"/>
+        </w:rPr>
+      </w:pPr>
+    </w:p>
+    <w:p>
+      <w:pPr>
+        <w:widowControl w:val="0"/>
+        <w:numPr>
+          <w:ilvl w:val="0"/>
+          <w:numId w:val="0"/>
+        </w:numPr>
+        <w:jc w:val="both"/>
+        <w:rPr>
+          <w:rFonts w:hint="default"/>
+          <w:b w:val="0"/>
+          <w:bCs w:val="0"/>
+          <w:sz w:val="21"/>
+          <w:szCs w:val="21"/>
+          <w:lang w:val="en-US" w:eastAsia="zh-CN"/>
+        </w:rPr>
+      </w:pPr>
+    </w:p>
+    <w:p>
+      <w:pPr>
+        <w:widowControl w:val="0"/>
+        <w:numPr>
+          <w:ilvl w:val="0"/>
+          <w:numId w:val="0"/>
+        </w:numPr>
+        <w:jc w:val="both"/>
+        <w:rPr>
+          <w:rFonts w:hint="default"/>
+          <w:b w:val="0"/>
+          <w:bCs w:val="0"/>
+          <w:sz w:val="21"/>
+          <w:szCs w:val="21"/>
+          <w:lang w:val="en-US" w:eastAsia="zh-CN"/>
+        </w:rPr>
+      </w:pPr>
+    </w:p>
+    <w:p>
+      <w:pPr>
+        <w:widowControl w:val="0"/>
+        <w:numPr>
+          <w:ilvl w:val="0"/>
+          <w:numId w:val="0"/>
+        </w:numPr>
+        <w:jc w:val="both"/>
+        <w:rPr>
+          <w:rFonts w:hint="default"/>
+          <w:b w:val="0"/>
+          <w:bCs w:val="0"/>
+          <w:sz w:val="21"/>
+          <w:szCs w:val="21"/>
+          <w:lang w:val="en-US" w:eastAsia="zh-CN"/>
+        </w:rPr>
+      </w:pPr>
+    </w:p>
+    <w:p>
+      <w:pPr>
+        <w:widowControl w:val="0"/>
+        <w:numPr>
+          <w:ilvl w:val="0"/>
+          <w:numId w:val="0"/>
+        </w:numPr>
+        <w:jc w:val="both"/>
+        <w:rPr>
+          <w:rFonts w:hint="eastAsia"/>
+          <w:b w:val="0"/>
+          <w:bCs w:val="0"/>
+          <w:sz w:val="21"/>
+          <w:szCs w:val="21"/>
+          <w:lang w:val="en-US" w:eastAsia="zh-CN"/>
+        </w:rPr>
+      </w:pPr>
+      <w:r>
+        <w:rPr>
+          <w:rFonts w:hint="eastAsia"/>
+          <w:b w:val="0"/>
+          <w:bCs w:val="0"/>
+          <w:sz w:val="21"/>
+          <w:szCs w:val="21"/>
+          <w:lang w:val="en-US" w:eastAsia="zh-CN"/>
+        </w:rPr>
+        <w:t>例6-20</w:t>
+      </w:r>
+    </w:p>
+    <w:p>
+      <w:pPr>
+        <w:widowControl w:val="0"/>
+        <w:numPr>
+          <w:ilvl w:val="0"/>
+          <w:numId w:val="0"/>
+        </w:numPr>
+        <w:jc w:val="both"/>
+        <w:rPr>
+          <w:rFonts w:hint="eastAsia"/>
+          <w:b w:val="0"/>
+          <w:bCs w:val="0"/>
+          <w:sz w:val="21"/>
+          <w:szCs w:val="21"/>
+          <w:lang w:val="en-US" w:eastAsia="zh-CN"/>
+        </w:rPr>
+      </w:pPr>
+    </w:p>
+    <w:p>
+      <w:pPr>
+        <w:widowControl w:val="0"/>
+        <w:numPr>
+          <w:ilvl w:val="0"/>
+          <w:numId w:val="0"/>
+        </w:numPr>
+        <w:jc w:val="both"/>
+        <w:rPr>
+          <w:rFonts w:hint="default"/>
+          <w:b w:val="0"/>
+          <w:bCs w:val="0"/>
+          <w:sz w:val="21"/>
+          <w:szCs w:val="21"/>
+          <w:lang w:val="en-US" w:eastAsia="zh-CN"/>
+        </w:rPr>
+      </w:pPr>
+      <w:r>
+        <w:rPr>
+          <w:rFonts w:hint="default"/>
+          <w:b w:val="0"/>
+          <w:bCs w:val="0"/>
+          <w:sz w:val="21"/>
+          <w:szCs w:val="21"/>
+          <w:lang w:val="en-US" w:eastAsia="zh-CN"/>
+        </w:rPr>
+        <w:drawing>
+          <wp:inline distT="0" distB="0" distL="114300" distR="114300">
+            <wp:extent cx="5255260" cy="2620010"/>
+            <wp:effectExtent l="0" t="0" r="2540" b="1270"/>
+            <wp:docPr id="19" name="图片 19" descr="例6-20"/>
+            <wp:cNvGraphicFramePr>
+              <a:graphicFrameLocks xmlns:a="http://schemas.openxmlformats.org/drawingml/2006/main" noChangeAspect="1"/>
+            </wp:cNvGraphicFramePr>
+            <a:graphic xmlns:a="http://schemas.openxmlformats.org/drawingml/2006/main">
+              <a:graphicData uri="http://schemas.openxmlformats.org/drawingml/2006/picture">
+                <pic:pic xmlns:pic="http://schemas.openxmlformats.org/drawingml/2006/picture">
+                  <pic:nvPicPr>
+                    <pic:cNvPr id="19" name="图片 19" descr="例6-20"/>
+                    <pic:cNvPicPr>
+                      <a:picLocks noChangeAspect="1"/>
+                    </pic:cNvPicPr>
+                  </pic:nvPicPr>
+                  <pic:blipFill>
+                    <a:blip r:embed="rId18"/>
+                    <a:stretch>
+                      <a:fillRect/>
+                    </a:stretch>
+                  </pic:blipFill>
+                  <pic:spPr>
+                    <a:xfrm>
+                      <a:off x="0" y="0"/>
+                      <a:ext cx="5255260" cy="2620010"/>
+                    </a:xfrm>
+                    <a:prstGeom prst="rect">
+                      <a:avLst/>
+                    </a:prstGeom>
+                  </pic:spPr>
+                </pic:pic>
+              </a:graphicData>
+            </a:graphic>
+          </wp:inline>
+        </w:drawing>
+      </w:r>
+    </w:p>
+    <w:p>
+      <w:pPr>
+        <w:widowControl w:val="0"/>
+        <w:numPr>
+          <w:ilvl w:val="0"/>
+          <w:numId w:val="0"/>
+        </w:numPr>
+        <w:jc w:val="both"/>
+        <w:rPr>
+          <w:rFonts w:hint="default"/>
+          <w:b w:val="0"/>
+          <w:bCs w:val="0"/>
+          <w:sz w:val="21"/>
+          <w:szCs w:val="21"/>
+          <w:lang w:val="en-US" w:eastAsia="zh-CN"/>
+        </w:rPr>
+      </w:pPr>
+    </w:p>
+    <w:p>
+      <w:pPr>
+        <w:widowControl w:val="0"/>
+        <w:numPr>
+          <w:ilvl w:val="0"/>
+          <w:numId w:val="0"/>
+        </w:numPr>
+        <w:jc w:val="both"/>
+        <w:rPr>
+          <w:rFonts w:hint="default"/>
+          <w:b w:val="0"/>
+          <w:bCs w:val="0"/>
+          <w:sz w:val="21"/>
+          <w:szCs w:val="21"/>
+          <w:lang w:val="en-US" w:eastAsia="zh-CN"/>
+        </w:rPr>
+      </w:pPr>
+    </w:p>
+    <w:p>
+      <w:pPr>
+        <w:widowControl w:val="0"/>
+        <w:numPr>
+          <w:ilvl w:val="0"/>
+          <w:numId w:val="0"/>
+        </w:numPr>
+        <w:jc w:val="both"/>
+        <w:rPr>
+          <w:rFonts w:hint="default"/>
+          <w:b w:val="0"/>
+          <w:bCs w:val="0"/>
+          <w:sz w:val="21"/>
+          <w:szCs w:val="21"/>
+          <w:lang w:val="en-US" w:eastAsia="zh-CN"/>
+        </w:rPr>
+      </w:pPr>
+    </w:p>
+    <w:p>
+      <w:pPr>
+        <w:widowControl w:val="0"/>
+        <w:numPr>
+          <w:ilvl w:val="0"/>
+          <w:numId w:val="0"/>
+        </w:numPr>
+        <w:jc w:val="both"/>
+        <w:rPr>
+          <w:rFonts w:hint="default"/>
+          <w:b w:val="0"/>
+          <w:bCs w:val="0"/>
+          <w:sz w:val="21"/>
+          <w:szCs w:val="21"/>
+          <w:lang w:val="en-US" w:eastAsia="zh-CN"/>
+        </w:rPr>
+      </w:pPr>
+    </w:p>
+    <w:p>
+      <w:pPr>
+        <w:widowControl w:val="0"/>
+        <w:numPr>
+          <w:ilvl w:val="0"/>
+          <w:numId w:val="0"/>
+        </w:numPr>
+        <w:jc w:val="both"/>
+        <w:rPr>
+          <w:rFonts w:hint="eastAsia"/>
+          <w:b w:val="0"/>
+          <w:bCs w:val="0"/>
+          <w:sz w:val="21"/>
+          <w:szCs w:val="21"/>
+          <w:lang w:val="en-US" w:eastAsia="zh-CN"/>
+        </w:rPr>
+      </w:pPr>
+      <w:r>
+        <w:rPr>
+          <w:rFonts w:hint="eastAsia"/>
+          <w:b w:val="0"/>
+          <w:bCs w:val="0"/>
+          <w:sz w:val="21"/>
+          <w:szCs w:val="21"/>
+          <w:lang w:val="en-US" w:eastAsia="zh-CN"/>
+        </w:rPr>
+        <w:t>例6-21</w:t>
+      </w:r>
+    </w:p>
+    <w:p>
+      <w:pPr>
+        <w:widowControl w:val="0"/>
+        <w:numPr>
+          <w:ilvl w:val="0"/>
+          <w:numId w:val="0"/>
+        </w:numPr>
+        <w:jc w:val="both"/>
+        <w:rPr>
+          <w:rFonts w:hint="eastAsia"/>
+          <w:b w:val="0"/>
+          <w:bCs w:val="0"/>
+          <w:sz w:val="21"/>
+          <w:szCs w:val="21"/>
+          <w:lang w:val="en-US" w:eastAsia="zh-CN"/>
+        </w:rPr>
+      </w:pPr>
+    </w:p>
+    <w:p>
+      <w:pPr>
+        <w:widowControl w:val="0"/>
+        <w:numPr>
+          <w:ilvl w:val="0"/>
+          <w:numId w:val="0"/>
+        </w:numPr>
+        <w:jc w:val="both"/>
+        <w:rPr>
+          <w:rFonts w:hint="default"/>
+          <w:b w:val="0"/>
+          <w:bCs w:val="0"/>
+          <w:sz w:val="21"/>
+          <w:szCs w:val="21"/>
+          <w:lang w:val="en-US" w:eastAsia="zh-CN"/>
+        </w:rPr>
+      </w:pPr>
+      <w:r>
+        <w:rPr>
+          <w:rFonts w:hint="default"/>
+          <w:b w:val="0"/>
+          <w:bCs w:val="0"/>
+          <w:sz w:val="21"/>
+          <w:szCs w:val="21"/>
+          <w:lang w:val="en-US" w:eastAsia="zh-CN"/>
+        </w:rPr>
+        <w:drawing>
+          <wp:inline distT="0" distB="0" distL="114300" distR="114300">
+            <wp:extent cx="5264150" cy="3461385"/>
+            <wp:effectExtent l="0" t="0" r="3175" b="5715"/>
+            <wp:docPr id="15" name="图片 15" descr="例6-21"/>
+            <wp:cNvGraphicFramePr>
+              <a:graphicFrameLocks xmlns:a="http://schemas.openxmlformats.org/drawingml/2006/main" noChangeAspect="1"/>
+            </wp:cNvGraphicFramePr>
+            <a:graphic xmlns:a="http://schemas.openxmlformats.org/drawingml/2006/main">
+              <a:graphicData uri="http://schemas.openxmlformats.org/drawingml/2006/picture">
+                <pic:pic xmlns:pic="http://schemas.openxmlformats.org/drawingml/2006/picture">
+                  <pic:nvPicPr>
+                    <pic:cNvPr id="15" name="图片 15" descr="例6-21"/>
+                    <pic:cNvPicPr>
+                      <a:picLocks noChangeAspect="1"/>
+                    </pic:cNvPicPr>
+                  </pic:nvPicPr>
+                  <pic:blipFill>
+                    <a:blip r:embed="rId19"/>
+                    <a:stretch>
+                      <a:fillRect/>
+                    </a:stretch>
+                  </pic:blipFill>
+                  <pic:spPr>
+                    <a:xfrm>
+                      <a:off x="0" y="0"/>
+                      <a:ext cx="5264150" cy="3461385"/>
+                    </a:xfrm>
+                    <a:prstGeom prst="rect">
+                      <a:avLst/>
+                    </a:prstGeom>
+                  </pic:spPr>
+                </pic:pic>
+              </a:graphicData>
+            </a:graphic>
+          </wp:inline>
+        </w:drawing>
+      </w:r>
+    </w:p>
+    <w:p>
+      <w:pPr>
+        <w:widowControl w:val="0"/>
+        <w:numPr>
+          <w:ilvl w:val="0"/>
+          <w:numId w:val="0"/>
+        </w:numPr>
+        <w:jc w:val="both"/>
+        <w:rPr>
+          <w:rFonts w:hint="default"/>
+          <w:b w:val="0"/>
+          <w:bCs w:val="0"/>
+          <w:sz w:val="21"/>
+          <w:szCs w:val="21"/>
+          <w:lang w:val="en-US" w:eastAsia="zh-CN"/>
+        </w:rPr>
+      </w:pPr>
+    </w:p>
+    <w:p>
+      <w:pPr>
+        <w:widowControl w:val="0"/>
+        <w:numPr>
+          <w:ilvl w:val="0"/>
+          <w:numId w:val="0"/>
+        </w:numPr>
+        <w:jc w:val="both"/>
+        <w:rPr>
+          <w:rFonts w:hint="default"/>
+          <w:b w:val="0"/>
+          <w:bCs w:val="0"/>
+          <w:sz w:val="21"/>
+          <w:szCs w:val="21"/>
+          <w:lang w:val="en-US" w:eastAsia="zh-CN"/>
+        </w:rPr>
+      </w:pPr>
+    </w:p>
+    <w:p>
+      <w:pPr>
+        <w:widowControl w:val="0"/>
+        <w:numPr>
+          <w:ilvl w:val="0"/>
+          <w:numId w:val="0"/>
+        </w:numPr>
+        <w:jc w:val="both"/>
+        <w:rPr>
+          <w:rFonts w:hint="eastAsia"/>
+          <w:b w:val="0"/>
+          <w:bCs w:val="0"/>
+          <w:sz w:val="21"/>
+          <w:szCs w:val="21"/>
+          <w:lang w:val="en-US" w:eastAsia="zh-CN"/>
+        </w:rPr>
+      </w:pPr>
+      <w:r>
+        <w:rPr>
+          <w:rFonts w:hint="eastAsia"/>
+          <w:b w:val="0"/>
+          <w:bCs w:val="0"/>
+          <w:sz w:val="21"/>
+          <w:szCs w:val="21"/>
+          <w:lang w:val="en-US" w:eastAsia="zh-CN"/>
+        </w:rPr>
+        <w:t>例6-22</w:t>
+      </w:r>
+    </w:p>
+    <w:p>
+      <w:pPr>
+        <w:widowControl w:val="0"/>
+        <w:numPr>
+          <w:ilvl w:val="0"/>
+          <w:numId w:val="0"/>
+        </w:numPr>
+        <w:jc w:val="both"/>
+        <w:rPr>
+          <w:rFonts w:hint="eastAsia"/>
+          <w:b w:val="0"/>
+          <w:bCs w:val="0"/>
+          <w:sz w:val="21"/>
+          <w:szCs w:val="21"/>
+          <w:lang w:val="en-US" w:eastAsia="zh-CN"/>
+        </w:rPr>
+      </w:pPr>
+    </w:p>
+    <w:p>
+      <w:pPr>
+        <w:widowControl w:val="0"/>
+        <w:numPr>
+          <w:ilvl w:val="0"/>
+          <w:numId w:val="0"/>
+        </w:numPr>
+        <w:jc w:val="both"/>
+        <w:rPr>
+          <w:rFonts w:hint="default"/>
+          <w:b w:val="0"/>
+          <w:bCs w:val="0"/>
+          <w:sz w:val="21"/>
+          <w:szCs w:val="21"/>
+          <w:lang w:val="en-US" w:eastAsia="zh-CN"/>
+        </w:rPr>
+      </w:pPr>
+      <w:r>
+        <w:rPr>
+          <w:rFonts w:hint="default"/>
+          <w:b w:val="0"/>
+          <w:bCs w:val="0"/>
+          <w:sz w:val="21"/>
+          <w:szCs w:val="21"/>
+          <w:lang w:val="en-US" w:eastAsia="zh-CN"/>
+        </w:rPr>
+        <w:drawing>
+          <wp:inline distT="0" distB="0" distL="114300" distR="114300">
+            <wp:extent cx="5271135" cy="3093085"/>
+            <wp:effectExtent l="0" t="0" r="5715" b="2540"/>
+            <wp:docPr id="16" name="图片 16" descr="例6-22"/>
+            <wp:cNvGraphicFramePr>
+              <a:graphicFrameLocks xmlns:a="http://schemas.openxmlformats.org/drawingml/2006/main" noChangeAspect="1"/>
+            </wp:cNvGraphicFramePr>
+            <a:graphic xmlns:a="http://schemas.openxmlformats.org/drawingml/2006/main">
+              <a:graphicData uri="http://schemas.openxmlformats.org/drawingml/2006/picture">
+                <pic:pic xmlns:pic="http://schemas.openxmlformats.org/drawingml/2006/picture">
+                  <pic:nvPicPr>
+                    <pic:cNvPr id="16" name="图片 16" descr="例6-22"/>
+                    <pic:cNvPicPr>
+                      <a:picLocks noChangeAspect="1"/>
+                    </pic:cNvPicPr>
+                  </pic:nvPicPr>
+                  <pic:blipFill>
+                    <a:blip r:embed="rId20"/>
+                    <a:stretch>
+                      <a:fillRect/>
+                    </a:stretch>
+                  </pic:blipFill>
+                  <pic:spPr>
+                    <a:xfrm>
+                      <a:off x="0" y="0"/>
+                      <a:ext cx="5271135" cy="3093085"/>
+                    </a:xfrm>
+                    <a:prstGeom prst="rect">
+                      <a:avLst/>
+                    </a:prstGeom>
+                  </pic:spPr>
+                </pic:pic>
+              </a:graphicData>
+            </a:graphic>
+          </wp:inline>
+        </w:drawing>
+      </w:r>
+    </w:p>
+    <w:p>
+      <w:pPr>
+        <w:widowControl w:val="0"/>
+        <w:numPr>
+          <w:ilvl w:val="0"/>
+          <w:numId w:val="0"/>
+        </w:numPr>
+        <w:jc w:val="both"/>
+        <w:rPr>
+          <w:rFonts w:hint="default"/>
+          <w:b w:val="0"/>
+          <w:bCs w:val="0"/>
+          <w:sz w:val="21"/>
+          <w:szCs w:val="21"/>
+          <w:lang w:val="en-US" w:eastAsia="zh-CN"/>
+        </w:rPr>
+      </w:pPr>
+    </w:p>
+    <w:p>
+      <w:pPr>
+        <w:widowControl w:val="0"/>
+        <w:numPr>
+          <w:ilvl w:val="0"/>
+          <w:numId w:val="0"/>
+        </w:numPr>
+        <w:jc w:val="both"/>
+        <w:rPr>
+          <w:rFonts w:hint="default"/>
+          <w:b w:val="0"/>
+          <w:bCs w:val="0"/>
+          <w:sz w:val="21"/>
+          <w:szCs w:val="21"/>
+          <w:lang w:val="en-US" w:eastAsia="zh-CN"/>
+        </w:rPr>
+      </w:pPr>
+    </w:p>
+    <w:p>
+      <w:pPr>
+        <w:widowControl w:val="0"/>
+        <w:numPr>
+          <w:ilvl w:val="0"/>
+          <w:numId w:val="0"/>
+        </w:numPr>
+        <w:jc w:val="both"/>
+        <w:rPr>
+          <w:rFonts w:hint="eastAsia"/>
+          <w:b w:val="0"/>
+          <w:bCs w:val="0"/>
+          <w:sz w:val="21"/>
+          <w:szCs w:val="21"/>
+          <w:lang w:val="en-US" w:eastAsia="zh-CN"/>
+        </w:rPr>
+      </w:pPr>
+      <w:r>
+        <w:rPr>
+          <w:rFonts w:hint="eastAsia"/>
+          <w:b w:val="0"/>
+          <w:bCs w:val="0"/>
+          <w:sz w:val="21"/>
+          <w:szCs w:val="21"/>
+          <w:lang w:val="en-US" w:eastAsia="zh-CN"/>
+        </w:rPr>
+        <w:t>例6-29</w:t>
+      </w:r>
+    </w:p>
+    <w:p>
+      <w:pPr>
+        <w:widowControl w:val="0"/>
+        <w:numPr>
+          <w:ilvl w:val="0"/>
+          <w:numId w:val="0"/>
+        </w:numPr>
+        <w:jc w:val="both"/>
+        <w:rPr>
+          <w:rFonts w:hint="eastAsia"/>
+          <w:b w:val="0"/>
+          <w:bCs w:val="0"/>
+          <w:sz w:val="21"/>
+          <w:szCs w:val="21"/>
+          <w:lang w:val="en-US" w:eastAsia="zh-CN"/>
+        </w:rPr>
+      </w:pPr>
+    </w:p>
+    <w:p>
+      <w:pPr>
+        <w:widowControl w:val="0"/>
+        <w:numPr>
+          <w:ilvl w:val="0"/>
+          <w:numId w:val="0"/>
+        </w:numPr>
+        <w:jc w:val="both"/>
+        <w:rPr>
+          <w:rFonts w:hint="default"/>
+          <w:b w:val="0"/>
+          <w:bCs w:val="0"/>
+          <w:sz w:val="21"/>
+          <w:szCs w:val="21"/>
+          <w:lang w:val="en-US" w:eastAsia="zh-CN"/>
+        </w:rPr>
+      </w:pPr>
+      <w:r>
+        <w:rPr>
+          <w:rFonts w:hint="default"/>
+          <w:b w:val="0"/>
+          <w:bCs w:val="0"/>
+          <w:sz w:val="21"/>
+          <w:szCs w:val="21"/>
+          <w:lang w:val="en-US" w:eastAsia="zh-CN"/>
+        </w:rPr>
+        <w:drawing>
+          <wp:inline distT="0" distB="0" distL="114300" distR="114300">
+            <wp:extent cx="5274310" cy="2841625"/>
+            <wp:effectExtent l="0" t="0" r="2540" b="6350"/>
+            <wp:docPr id="17" name="图片 17" descr="例6-29"/>
+            <wp:cNvGraphicFramePr>
+              <a:graphicFrameLocks xmlns:a="http://schemas.openxmlformats.org/drawingml/2006/main" noChangeAspect="1"/>
+            </wp:cNvGraphicFramePr>
+            <a:graphic xmlns:a="http://schemas.openxmlformats.org/drawingml/2006/main">
+              <a:graphicData uri="http://schemas.openxmlformats.org/drawingml/2006/picture">
+                <pic:pic xmlns:pic="http://schemas.openxmlformats.org/drawingml/2006/picture">
+                  <pic:nvPicPr>
+                    <pic:cNvPr id="17" name="图片 17" descr="例6-29"/>
+                    <pic:cNvPicPr>
+                      <a:picLocks noChangeAspect="1"/>
+                    </pic:cNvPicPr>
+                  </pic:nvPicPr>
+                  <pic:blipFill>
+                    <a:blip r:embed="rId21"/>
+                    <a:stretch>
+                      <a:fillRect/>
+                    </a:stretch>
+                  </pic:blipFill>
+                  <pic:spPr>
+                    <a:xfrm>
+                      <a:off x="0" y="0"/>
+                      <a:ext cx="5274310" cy="2841625"/>
+                    </a:xfrm>
+                    <a:prstGeom prst="rect">
+                      <a:avLst/>
+                    </a:prstGeom>
+                  </pic:spPr>
+                </pic:pic>
+              </a:graphicData>
+            </a:graphic>
+          </wp:inline>
+        </w:drawing>
+      </w:r>
+    </w:p>
+    <w:p>
+      <w:pPr>
+        <w:widowControl w:val="0"/>
+        <w:numPr>
+          <w:ilvl w:val="0"/>
+          <w:numId w:val="0"/>
+        </w:numPr>
+        <w:jc w:val="both"/>
+        <w:rPr>
+          <w:rFonts w:hint="default"/>
+          <w:b w:val="0"/>
+          <w:bCs w:val="0"/>
+          <w:sz w:val="21"/>
+          <w:szCs w:val="21"/>
+          <w:lang w:val="en-US" w:eastAsia="zh-CN"/>
+        </w:rPr>
+      </w:pPr>
+    </w:p>
+    <w:p>
+      <w:pPr>
+        <w:widowControl w:val="0"/>
+        <w:numPr>
+          <w:ilvl w:val="0"/>
+          <w:numId w:val="0"/>
+        </w:numPr>
+        <w:jc w:val="both"/>
+        <w:rPr>
+          <w:rFonts w:hint="default"/>
+          <w:b w:val="0"/>
+          <w:bCs w:val="0"/>
+          <w:sz w:val="21"/>
+          <w:szCs w:val="21"/>
+          <w:lang w:val="en-US" w:eastAsia="zh-CN"/>
+        </w:rPr>
+      </w:pPr>
+      <w:r>
+        <w:rPr>
+          <w:rFonts w:hint="default"/>
+          <w:b w:val="0"/>
+          <w:bCs w:val="0"/>
+          <w:sz w:val="21"/>
+          <w:szCs w:val="21"/>
+          <w:lang w:val="en-US" w:eastAsia="zh-CN"/>
+        </w:rPr>
+        <w:drawing>
+          <wp:inline distT="0" distB="0" distL="114300" distR="114300">
+            <wp:extent cx="5269230" cy="3754755"/>
+            <wp:effectExtent l="0" t="0" r="7620" b="7620"/>
+            <wp:docPr id="18" name="图片 18" descr="例6-29（1）"/>
+            <wp:cNvGraphicFramePr>
+              <a:graphicFrameLocks xmlns:a="http://schemas.openxmlformats.org/drawingml/2006/main" noChangeAspect="1"/>
+            </wp:cNvGraphicFramePr>
+            <a:graphic xmlns:a="http://schemas.openxmlformats.org/drawingml/2006/main">
+              <a:graphicData uri="http://schemas.openxmlformats.org/drawingml/2006/picture">
+                <pic:pic xmlns:pic="http://schemas.openxmlformats.org/drawingml/2006/picture">
+                  <pic:nvPicPr>
+                    <pic:cNvPr id="18" name="图片 18" descr="例6-29（1）"/>
+                    <pic:cNvPicPr>
+                      <a:picLocks noChangeAspect="1"/>
+                    </pic:cNvPicPr>
+                  </pic:nvPicPr>
+                  <pic:blipFill>
+                    <a:blip r:embed="rId22"/>
+                    <a:stretch>
+                      <a:fillRect/>
+                    </a:stretch>
+                  </pic:blipFill>
+                  <pic:spPr>
+                    <a:xfrm>
+                      <a:off x="0" y="0"/>
+                      <a:ext cx="5269230" cy="3754755"/>
+                    </a:xfrm>
+                    <a:prstGeom prst="rect">
+                      <a:avLst/>
+                    </a:prstGeom>
+                  </pic:spPr>
+                </pic:pic>
+              </a:graphicData>
+            </a:graphic>
+          </wp:inline>
+        </w:drawing>
+      </w:r>
     </w:p>
     <w:sectPr>
       <w:pgSz w:w="11906" w:h="16838"/>
